--- a/09运维服务人员管理相关制度（包含人员储备制度及计划，培训管理制度及计划、绩效考核制度，岗位职责说明）/CYYH-ITSS-09-02 招聘管理制度.docx
+++ b/09运维服务人员管理相关制度（包含人员储备制度及计划，培训管理制度及计划、绩效考核制度，岗位职责说明）/CYYH-ITSS-09-02 招聘管理制度.docx
@@ -24,7 +24,7 @@
                     <pic:cNvPicPr/>
                   </pic:nvPicPr>
                   <pic:blipFill>
-                    <a:blip r:embed="rId41"/>
+                    <a:blip r:embed="rId32"/>
                     <a:stretch>
                       <a:fillRect/>
                     </a:stretch>
@@ -671,7 +671,7 @@
                     <pic:cNvPicPr/>
                   </pic:nvPicPr>
                   <pic:blipFill>
-                    <a:blip r:embed="rId41"/>
+                    <a:blip r:embed="rId32"/>
                     <a:stretch>
                       <a:fillRect/>
                     </a:stretch>
@@ -755,6 +755,14 @@
       </w:tblGrid>
       <w:tr>
         <w:tblPrEx>
+          <w:tblBorders>
+            <w:top w:val="single" w:color="000000" w:sz="2" w:space="0"/>
+            <w:left w:val="single" w:color="000000" w:sz="2" w:space="0"/>
+            <w:bottom w:val="single" w:color="000000" w:sz="2" w:space="0"/>
+            <w:right w:val="single" w:color="000000" w:sz="2" w:space="0"/>
+            <w:insideH w:val="single" w:color="000000" w:sz="2" w:space="0"/>
+            <w:insideV w:val="single" w:color="000000" w:sz="2" w:space="0"/>
+          </w:tblBorders>
           <w:tblCellMar>
             <w:top w:w="0" w:type="dxa"/>
             <w:left w:w="0" w:type="dxa"/>
@@ -1601,7 +1609,7 @@
                     <pic:cNvPicPr/>
                   </pic:nvPicPr>
                   <pic:blipFill>
-                    <a:blip r:embed="rId41"/>
+                    <a:blip r:embed="rId32"/>
                     <a:stretch>
                       <a:fillRect/>
                     </a:stretch>
@@ -2945,7 +2953,7 @@
                     <pic:cNvPicPr/>
                   </pic:nvPicPr>
                   <pic:blipFill>
-                    <a:blip r:embed="rId41"/>
+                    <a:blip r:embed="rId32"/>
                     <a:stretch>
                       <a:fillRect/>
                     </a:stretch>
@@ -3693,7 +3701,7 @@
                     <pic:cNvPicPr/>
                   </pic:nvPicPr>
                   <pic:blipFill>
-                    <a:blip r:embed="rId41"/>
+                    <a:blip r:embed="rId32"/>
                     <a:stretch>
                       <a:fillRect/>
                     </a:stretch>
@@ -3725,11 +3733,11 @@
           <w:szCs w:val="35"/>
         </w:rPr>
       </w:pPr>
-      <w:bookmarkStart w:id="0" w:name="bookmark2"/>
+      <w:bookmarkStart w:id="0" w:name="bookmark1"/>
       <w:bookmarkEnd w:id="0"/>
       <w:bookmarkStart w:id="1" w:name="bookmark3"/>
       <w:bookmarkEnd w:id="1"/>
-      <w:bookmarkStart w:id="2" w:name="bookmark1"/>
+      <w:bookmarkStart w:id="2" w:name="bookmark2"/>
       <w:bookmarkEnd w:id="2"/>
       <w:r>
         <w:rPr>
@@ -4011,9 +4019,9 @@
           <w:szCs w:val="35"/>
         </w:rPr>
       </w:pPr>
-      <w:bookmarkStart w:id="3" w:name="bookmark4"/>
+      <w:bookmarkStart w:id="3" w:name="bookmark6"/>
       <w:bookmarkEnd w:id="3"/>
-      <w:bookmarkStart w:id="4" w:name="bookmark6"/>
+      <w:bookmarkStart w:id="4" w:name="bookmark4"/>
       <w:bookmarkEnd w:id="4"/>
       <w:bookmarkStart w:id="5" w:name="bookmark5"/>
       <w:bookmarkEnd w:id="5"/>
@@ -4682,9 +4690,9 @@
           <w:szCs w:val="35"/>
         </w:rPr>
       </w:pPr>
-      <w:bookmarkStart w:id="7" w:name="bookmark9"/>
+      <w:bookmarkStart w:id="7" w:name="bookmark8"/>
       <w:bookmarkEnd w:id="7"/>
-      <w:bookmarkStart w:id="8" w:name="bookmark8"/>
+      <w:bookmarkStart w:id="8" w:name="bookmark9"/>
       <w:bookmarkEnd w:id="8"/>
       <w:r>
         <w:rPr>
@@ -5139,8 +5147,6 @@
           <w:szCs w:val="24"/>
         </w:rPr>
       </w:pPr>
-      <w:bookmarkStart w:id="18" w:name="_GoBack"/>
-      <w:bookmarkEnd w:id="18"/>
       <w:r>
         <w:rPr>
           <w:rFonts w:ascii="宋体" w:hAnsi="宋体" w:eastAsia="宋体" w:cs="宋体"/>
@@ -5705,72 +5711,6 @@
     </w:p>
     <w:p>
       <w:pPr>
-        <w:spacing w:line="357" w:lineRule="auto"/>
-        <w:rPr>
-          <w:rFonts w:ascii="宋体" w:hAnsi="宋体" w:eastAsia="宋体" w:cs="宋体"/>
-          <w:sz w:val="24"/>
-          <w:szCs w:val="24"/>
-        </w:rPr>
-        <w:sectPr>
-          <w:footerReference r:id="rId9" w:type="default"/>
-          <w:pgSz w:w="11910" w:h="16840"/>
-          <w:pgMar w:top="717" w:right="1259" w:bottom="925" w:left="1686" w:header="0" w:footer="692" w:gutter="0"/>
-          <w:cols w:space="720" w:num="1"/>
-        </w:sectPr>
-      </w:pPr>
-    </w:p>
-    <w:p>
-      <w:pPr>
-        <w:spacing w:line="414" w:lineRule="exact"/>
-        <w:ind w:firstLine="1162"/>
-      </w:pPr>
-      <w:r>
-        <w:rPr>
-          <w:position w:val="-8"/>
-        </w:rPr>
-        <w:drawing>
-          <wp:inline distT="0" distB="0" distL="0" distR="0">
-            <wp:extent cx="687070" cy="262890"/>
-            <wp:effectExtent l="0" t="0" r="0" b="0"/>
-            <wp:docPr id="14" name="IM 14"/>
-            <wp:cNvGraphicFramePr/>
-            <a:graphic xmlns:a="http://schemas.openxmlformats.org/drawingml/2006/main">
-              <a:graphicData uri="http://schemas.openxmlformats.org/drawingml/2006/picture">
-                <pic:pic xmlns:pic="http://schemas.openxmlformats.org/drawingml/2006/picture">
-                  <pic:nvPicPr>
-                    <pic:cNvPr id="14" name="IM 14"/>
-                    <pic:cNvPicPr/>
-                  </pic:nvPicPr>
-                  <pic:blipFill>
-                    <a:blip r:embed="rId41"/>
-                    <a:stretch>
-                      <a:fillRect/>
-                    </a:stretch>
-                  </pic:blipFill>
-                  <pic:spPr>
-                    <a:xfrm>
-                      <a:off x="0" y="0"/>
-                      <a:ext cx="687324" cy="262951"/>
-                    </a:xfrm>
-                    <a:prstGeom prst="rect">
-                      <a:avLst/>
-                    </a:prstGeom>
-                  </pic:spPr>
-                </pic:pic>
-              </a:graphicData>
-            </a:graphic>
-          </wp:inline>
-        </w:drawing>
-      </w:r>
-    </w:p>
-    <w:p>
-      <w:pPr>
-        <w:pStyle w:val="2"/>
-        <w:spacing w:line="261" w:lineRule="auto"/>
-      </w:pPr>
-    </w:p>
-    <w:p>
-      <w:pPr>
         <w:spacing w:before="78" w:line="219" w:lineRule="auto"/>
         <w:outlineLvl w:val="1"/>
         <w:rPr>
@@ -6470,66 +6410,6 @@
     </w:p>
     <w:p>
       <w:pPr>
-        <w:spacing w:line="360" w:lineRule="auto"/>
-        <w:rPr>
-          <w:rFonts w:ascii="宋体" w:hAnsi="宋体" w:eastAsia="宋体" w:cs="宋体"/>
-          <w:sz w:val="24"/>
-          <w:szCs w:val="24"/>
-        </w:rPr>
-        <w:sectPr>
-          <w:footerReference r:id="rId10" w:type="default"/>
-          <w:pgSz w:w="11910" w:h="16840"/>
-          <w:pgMar w:top="717" w:right="1650" w:bottom="925" w:left="1686" w:header="0" w:footer="692" w:gutter="0"/>
-          <w:cols w:space="720" w:num="1"/>
-        </w:sectPr>
-      </w:pPr>
-    </w:p>
-    <w:p>
-      <w:pPr>
-        <w:spacing w:line="414" w:lineRule="exact"/>
-        <w:ind w:firstLine="1163"/>
-      </w:pPr>
-      <w:r>
-        <w:rPr>
-          <w:position w:val="-8"/>
-        </w:rPr>
-        <w:drawing>
-          <wp:inline distT="0" distB="0" distL="0" distR="0">
-            <wp:extent cx="687070" cy="262890"/>
-            <wp:effectExtent l="0" t="0" r="0" b="0"/>
-            <wp:docPr id="16" name="IM 16"/>
-            <wp:cNvGraphicFramePr/>
-            <a:graphic xmlns:a="http://schemas.openxmlformats.org/drawingml/2006/main">
-              <a:graphicData uri="http://schemas.openxmlformats.org/drawingml/2006/picture">
-                <pic:pic xmlns:pic="http://schemas.openxmlformats.org/drawingml/2006/picture">
-                  <pic:nvPicPr>
-                    <pic:cNvPr id="16" name="IM 16"/>
-                    <pic:cNvPicPr/>
-                  </pic:nvPicPr>
-                  <pic:blipFill>
-                    <a:blip r:embed="rId41"/>
-                    <a:stretch>
-                      <a:fillRect/>
-                    </a:stretch>
-                  </pic:blipFill>
-                  <pic:spPr>
-                    <a:xfrm>
-                      <a:off x="0" y="0"/>
-                      <a:ext cx="687324" cy="262951"/>
-                    </a:xfrm>
-                    <a:prstGeom prst="rect">
-                      <a:avLst/>
-                    </a:prstGeom>
-                  </pic:spPr>
-                </pic:pic>
-              </a:graphicData>
-            </a:graphic>
-          </wp:inline>
-        </w:drawing>
-      </w:r>
-    </w:p>
-    <w:p>
-      <w:pPr>
         <w:spacing w:before="163" w:line="219" w:lineRule="auto"/>
         <w:ind w:left="1"/>
         <w:outlineLvl w:val="1"/>
@@ -7376,66 +7256,6 @@
     </w:p>
     <w:p>
       <w:pPr>
-        <w:spacing w:line="242" w:lineRule="auto"/>
-        <w:rPr>
-          <w:rFonts w:ascii="宋体" w:hAnsi="宋体" w:eastAsia="宋体" w:cs="宋体"/>
-          <w:sz w:val="24"/>
-          <w:szCs w:val="24"/>
-        </w:rPr>
-        <w:sectPr>
-          <w:footerReference r:id="rId11" w:type="default"/>
-          <w:pgSz w:w="11910" w:h="16840"/>
-          <w:pgMar w:top="717" w:right="1457" w:bottom="925" w:left="1685" w:header="0" w:footer="692" w:gutter="0"/>
-          <w:cols w:space="720" w:num="1"/>
-        </w:sectPr>
-      </w:pPr>
-    </w:p>
-    <w:p>
-      <w:pPr>
-        <w:spacing w:line="414" w:lineRule="exact"/>
-        <w:ind w:firstLine="1161"/>
-      </w:pPr>
-      <w:r>
-        <w:rPr>
-          <w:position w:val="-8"/>
-        </w:rPr>
-        <w:drawing>
-          <wp:inline distT="0" distB="0" distL="0" distR="0">
-            <wp:extent cx="687070" cy="262890"/>
-            <wp:effectExtent l="0" t="0" r="0" b="0"/>
-            <wp:docPr id="18" name="IM 18"/>
-            <wp:cNvGraphicFramePr/>
-            <a:graphic xmlns:a="http://schemas.openxmlformats.org/drawingml/2006/main">
-              <a:graphicData uri="http://schemas.openxmlformats.org/drawingml/2006/picture">
-                <pic:pic xmlns:pic="http://schemas.openxmlformats.org/drawingml/2006/picture">
-                  <pic:nvPicPr>
-                    <pic:cNvPr id="18" name="IM 18"/>
-                    <pic:cNvPicPr/>
-                  </pic:nvPicPr>
-                  <pic:blipFill>
-                    <a:blip r:embed="rId41"/>
-                    <a:stretch>
-                      <a:fillRect/>
-                    </a:stretch>
-                  </pic:blipFill>
-                  <pic:spPr>
-                    <a:xfrm>
-                      <a:off x="0" y="0"/>
-                      <a:ext cx="687324" cy="262951"/>
-                    </a:xfrm>
-                    <a:prstGeom prst="rect">
-                      <a:avLst/>
-                    </a:prstGeom>
-                  </pic:spPr>
-                </pic:pic>
-              </a:graphicData>
-            </a:graphic>
-          </wp:inline>
-        </w:drawing>
-      </w:r>
-    </w:p>
-    <w:p>
-      <w:pPr>
         <w:spacing w:before="321" w:line="224" w:lineRule="auto"/>
         <w:ind w:left="3287"/>
         <w:outlineLvl w:val="0"/>
@@ -7600,22 +7420,6 @@
         </w:rPr>
         <w:t>本制度自批准之日起实施。</w:t>
       </w:r>
-    </w:p>
-    <w:p>
-      <w:pPr>
-        <w:spacing w:line="219" w:lineRule="auto"/>
-        <w:rPr>
-          <w:rFonts w:ascii="宋体" w:hAnsi="宋体" w:eastAsia="宋体" w:cs="宋体"/>
-          <w:sz w:val="24"/>
-          <w:szCs w:val="24"/>
-        </w:rPr>
-        <w:sectPr>
-          <w:footerReference r:id="rId12" w:type="default"/>
-          <w:pgSz w:w="11910" w:h="16840"/>
-          <w:pgMar w:top="717" w:right="1786" w:bottom="925" w:left="1686" w:header="0" w:footer="692" w:gutter="0"/>
-          <w:cols w:space="720" w:num="1"/>
-        </w:sectPr>
-      </w:pPr>
     </w:p>
     <w:p>
       <w:pPr>
@@ -7640,7 +7444,7 @@
                     <pic:cNvPicPr/>
                   </pic:nvPicPr>
                   <pic:blipFill>
-                    <a:blip r:embed="rId41"/>
+                    <a:blip r:embed="rId32"/>
                     <a:stretch>
                       <a:fillRect/>
                     </a:stretch>
@@ -9663,7 +9467,7 @@
     <w:p>
       <w:pPr>
         <w:sectPr>
-          <w:footerReference r:id="rId13" w:type="default"/>
+          <w:footerReference r:id="rId9" w:type="default"/>
           <w:pgSz w:w="11910" w:h="16840"/>
           <w:pgMar w:top="717" w:right="517" w:bottom="925" w:left="538" w:header="0" w:footer="692" w:gutter="0"/>
           <w:cols w:space="720" w:num="1"/>
@@ -9693,7 +9497,7 @@
                     <pic:cNvPicPr/>
                   </pic:nvPicPr>
                   <pic:blipFill>
-                    <a:blip r:embed="rId42"/>
+                    <a:blip r:embed="rId33"/>
                     <a:stretch>
                       <a:fillRect/>
                     </a:stretch>
@@ -12170,7 +11974,7 @@
     <w:p>
       <w:pPr>
         <w:sectPr>
-          <w:footerReference r:id="rId14" w:type="default"/>
+          <w:footerReference r:id="rId10" w:type="default"/>
           <w:pgSz w:w="11910" w:h="16840"/>
           <w:pgMar w:top="751" w:right="529" w:bottom="925" w:left="538" w:header="0" w:footer="690" w:gutter="0"/>
           <w:cols w:space="720" w:num="1"/>
@@ -12200,7 +12004,7 @@
                     <pic:cNvPicPr/>
                   </pic:nvPicPr>
                   <pic:blipFill>
-                    <a:blip r:embed="rId41"/>
+                    <a:blip r:embed="rId32"/>
                     <a:stretch>
                       <a:fillRect/>
                     </a:stretch>
@@ -12904,12 +12708,6 @@
             <w:insideH w:val="single" w:color="000000" w:sz="2" w:space="0"/>
             <w:insideV w:val="single" w:color="000000" w:sz="2" w:space="0"/>
           </w:tblBorders>
-          <w:tblCellMar>
-            <w:top w:w="0" w:type="dxa"/>
-            <w:left w:w="0" w:type="dxa"/>
-            <w:bottom w:w="0" w:type="dxa"/>
-            <w:right w:w="0" w:type="dxa"/>
-          </w:tblCellMar>
         </w:tblPrEx>
         <w:trPr>
           <w:trHeight w:val="801" w:hRule="atLeast"/>
@@ -14211,7 +14009,7 @@
     <w:p>
       <w:pPr>
         <w:sectPr>
-          <w:footerReference r:id="rId15" w:type="default"/>
+          <w:footerReference r:id="rId11" w:type="default"/>
           <w:pgSz w:w="11910" w:h="16840"/>
           <w:pgMar w:top="717" w:right="478" w:bottom="925" w:left="506" w:header="0" w:footer="690" w:gutter="0"/>
           <w:cols w:space="720" w:num="1"/>
@@ -14241,7 +14039,7 @@
                     <pic:cNvPicPr/>
                   </pic:nvPicPr>
                   <pic:blipFill>
-                    <a:blip r:embed="rId41"/>
+                    <a:blip r:embed="rId32"/>
                     <a:stretch>
                       <a:fillRect/>
                     </a:stretch>
@@ -15607,7 +15405,7 @@
     <w:p>
       <w:pPr>
         <w:sectPr>
-          <w:footerReference r:id="rId16" w:type="default"/>
+          <w:footerReference r:id="rId12" w:type="default"/>
           <w:pgSz w:w="11910" w:h="16840"/>
           <w:pgMar w:top="717" w:right="482" w:bottom="925" w:left="506" w:header="0" w:footer="692" w:gutter="0"/>
           <w:cols w:space="720" w:num="1"/>
@@ -15637,7 +15435,7 @@
                     <pic:cNvPicPr/>
                   </pic:nvPicPr>
                   <pic:blipFill>
-                    <a:blip r:embed="rId41"/>
+                    <a:blip r:embed="rId32"/>
                     <a:stretch>
                       <a:fillRect/>
                     </a:stretch>
@@ -18096,7 +17894,7 @@
     <w:p>
       <w:pPr>
         <w:sectPr>
-          <w:footerReference r:id="rId17" w:type="default"/>
+          <w:footerReference r:id="rId13" w:type="default"/>
           <w:pgSz w:w="11910" w:h="16840"/>
           <w:pgMar w:top="717" w:right="900" w:bottom="925" w:left="1440" w:header="0" w:footer="690" w:gutter="0"/>
           <w:cols w:space="720" w:num="1"/>
@@ -18126,7 +17924,7 @@
                     <pic:cNvPicPr/>
                   </pic:nvPicPr>
                   <pic:blipFill>
-                    <a:blip r:embed="rId41"/>
+                    <a:blip r:embed="rId32"/>
                     <a:stretch>
                       <a:fillRect/>
                     </a:stretch>
@@ -19088,12 +18886,6 @@
             <w:insideH w:val="single" w:color="000000" w:sz="2" w:space="0"/>
             <w:insideV w:val="single" w:color="000000" w:sz="2" w:space="0"/>
           </w:tblBorders>
-          <w:tblCellMar>
-            <w:top w:w="0" w:type="dxa"/>
-            <w:left w:w="0" w:type="dxa"/>
-            <w:bottom w:w="0" w:type="dxa"/>
-            <w:right w:w="0" w:type="dxa"/>
-          </w:tblCellMar>
         </w:tblPrEx>
         <w:trPr>
           <w:trHeight w:val="486" w:hRule="atLeast"/>
@@ -19452,12 +19244,6 @@
             <w:insideH w:val="single" w:color="000000" w:sz="2" w:space="0"/>
             <w:insideV w:val="single" w:color="000000" w:sz="2" w:space="0"/>
           </w:tblBorders>
-          <w:tblCellMar>
-            <w:top w:w="0" w:type="dxa"/>
-            <w:left w:w="0" w:type="dxa"/>
-            <w:bottom w:w="0" w:type="dxa"/>
-            <w:right w:w="0" w:type="dxa"/>
-          </w:tblCellMar>
         </w:tblPrEx>
         <w:trPr>
           <w:trHeight w:val="486" w:hRule="atLeast"/>
@@ -19634,12 +19420,6 @@
             <w:insideH w:val="single" w:color="000000" w:sz="2" w:space="0"/>
             <w:insideV w:val="single" w:color="000000" w:sz="2" w:space="0"/>
           </w:tblBorders>
-          <w:tblCellMar>
-            <w:top w:w="0" w:type="dxa"/>
-            <w:left w:w="0" w:type="dxa"/>
-            <w:bottom w:w="0" w:type="dxa"/>
-            <w:right w:w="0" w:type="dxa"/>
-          </w:tblCellMar>
         </w:tblPrEx>
         <w:trPr>
           <w:trHeight w:val="484" w:hRule="atLeast"/>
@@ -20607,12 +20387,6 @@
             <w:insideH w:val="single" w:color="000000" w:sz="2" w:space="0"/>
             <w:insideV w:val="single" w:color="000000" w:sz="2" w:space="0"/>
           </w:tblBorders>
-          <w:tblCellMar>
-            <w:top w:w="0" w:type="dxa"/>
-            <w:left w:w="0" w:type="dxa"/>
-            <w:bottom w:w="0" w:type="dxa"/>
-            <w:right w:w="0" w:type="dxa"/>
-          </w:tblCellMar>
         </w:tblPrEx>
         <w:trPr>
           <w:trHeight w:val="489" w:hRule="atLeast"/>
@@ -20672,7 +20446,7 @@
     <w:p>
       <w:pPr>
         <w:sectPr>
-          <w:footerReference r:id="rId18" w:type="default"/>
+          <w:footerReference r:id="rId14" w:type="default"/>
           <w:pgSz w:w="11910" w:h="16840"/>
           <w:pgMar w:top="717" w:right="900" w:bottom="925" w:left="1440" w:header="0" w:footer="692" w:gutter="0"/>
           <w:cols w:space="720" w:num="1"/>
@@ -20702,7 +20476,7 @@
                     <pic:cNvPicPr/>
                   </pic:nvPicPr>
                   <pic:blipFill>
-                    <a:blip r:embed="rId41"/>
+                    <a:blip r:embed="rId32"/>
                     <a:stretch>
                       <a:fillRect/>
                     </a:stretch>
@@ -20726,153 +20500,6 @@
     <w:p>
       <w:pPr>
         <w:spacing w:line="127" w:lineRule="exact"/>
-      </w:pPr>
-    </w:p>
-    <w:tbl>
-      <w:tblPr>
-        <w:tblStyle w:val="5"/>
-        <w:tblW w:w="9543" w:type="dxa"/>
-        <w:tblInd w:w="12" w:type="dxa"/>
-        <w:tblBorders>
-          <w:top w:val="single" w:color="000000" w:sz="2" w:space="0"/>
-          <w:left w:val="single" w:color="000000" w:sz="2" w:space="0"/>
-          <w:bottom w:val="single" w:color="000000" w:sz="2" w:space="0"/>
-          <w:right w:val="single" w:color="000000" w:sz="2" w:space="0"/>
-          <w:insideH w:val="single" w:color="000000" w:sz="2" w:space="0"/>
-          <w:insideV w:val="single" w:color="000000" w:sz="2" w:space="0"/>
-        </w:tblBorders>
-        <w:tblLayout w:type="fixed"/>
-        <w:tblCellMar>
-          <w:top w:w="0" w:type="dxa"/>
-          <w:left w:w="0" w:type="dxa"/>
-          <w:bottom w:w="0" w:type="dxa"/>
-          <w:right w:w="0" w:type="dxa"/>
-        </w:tblCellMar>
-      </w:tblPr>
-      <w:tblGrid>
-        <w:gridCol w:w="1271"/>
-        <w:gridCol w:w="2872"/>
-        <w:gridCol w:w="5400"/>
-      </w:tblGrid>
-      <w:tr>
-        <w:tblPrEx>
-          <w:tblBorders>
-            <w:top w:val="single" w:color="000000" w:sz="2" w:space="0"/>
-            <w:left w:val="single" w:color="000000" w:sz="2" w:space="0"/>
-            <w:bottom w:val="single" w:color="000000" w:sz="2" w:space="0"/>
-            <w:right w:val="single" w:color="000000" w:sz="2" w:space="0"/>
-            <w:insideH w:val="single" w:color="000000" w:sz="2" w:space="0"/>
-            <w:insideV w:val="single" w:color="000000" w:sz="2" w:space="0"/>
-          </w:tblBorders>
-        </w:tblPrEx>
-        <w:trPr>
-          <w:trHeight w:val="490" w:hRule="atLeast"/>
-        </w:trPr>
-        <w:tc>
-          <w:tcPr>
-            <w:tcW w:w="1271" w:type="dxa"/>
-            <w:tcBorders>
-              <w:top w:val="nil"/>
-              <w:left w:val="single" w:color="000000" w:sz="10" w:space="0"/>
-              <w:right w:val="single" w:color="000000" w:sz="6" w:space="0"/>
-            </w:tcBorders>
-          </w:tcPr>
-          <w:p>
-            <w:pPr>
-              <w:pStyle w:val="6"/>
-            </w:pPr>
-          </w:p>
-        </w:tc>
-        <w:tc>
-          <w:tcPr>
-            <w:tcW w:w="2872" w:type="dxa"/>
-            <w:tcBorders>
-              <w:left w:val="single" w:color="000000" w:sz="6" w:space="0"/>
-            </w:tcBorders>
-          </w:tcPr>
-          <w:p>
-            <w:pPr>
-              <w:pStyle w:val="6"/>
-            </w:pPr>
-          </w:p>
-        </w:tc>
-        <w:tc>
-          <w:tcPr>
-            <w:tcW w:w="5400" w:type="dxa"/>
-            <w:tcBorders>
-              <w:right w:val="single" w:color="000000" w:sz="10" w:space="0"/>
-            </w:tcBorders>
-          </w:tcPr>
-          <w:p>
-            <w:pPr>
-              <w:pStyle w:val="6"/>
-            </w:pPr>
-          </w:p>
-        </w:tc>
-      </w:tr>
-    </w:tbl>
-    <w:p>
-      <w:pPr>
-        <w:pStyle w:val="2"/>
-      </w:pPr>
-    </w:p>
-    <w:p>
-      <w:pPr>
-        <w:sectPr>
-          <w:footerReference r:id="rId19" w:type="default"/>
-          <w:pgSz w:w="11910" w:h="16840"/>
-          <w:pgMar w:top="717" w:right="900" w:bottom="925" w:left="1440" w:header="0" w:footer="692" w:gutter="0"/>
-          <w:cols w:space="720" w:num="1"/>
-        </w:sectPr>
-      </w:pPr>
-    </w:p>
-    <w:p>
-      <w:pPr>
-        <w:spacing w:line="422" w:lineRule="exact"/>
-        <w:ind w:firstLine="109"/>
-      </w:pPr>
-      <w:r>
-        <w:rPr>
-          <w:position w:val="-8"/>
-        </w:rPr>
-        <w:drawing>
-          <wp:inline distT="0" distB="0" distL="0" distR="0">
-            <wp:extent cx="687070" cy="267970"/>
-            <wp:effectExtent l="0" t="0" r="0" b="0"/>
-            <wp:docPr id="34" name="IM 34"/>
-            <wp:cNvGraphicFramePr/>
-            <a:graphic xmlns:a="http://schemas.openxmlformats.org/drawingml/2006/main">
-              <a:graphicData uri="http://schemas.openxmlformats.org/drawingml/2006/picture">
-                <pic:pic xmlns:pic="http://schemas.openxmlformats.org/drawingml/2006/picture">
-                  <pic:nvPicPr>
-                    <pic:cNvPr id="34" name="IM 34"/>
-                    <pic:cNvPicPr/>
-                  </pic:nvPicPr>
-                  <pic:blipFill>
-                    <a:blip r:embed="rId42"/>
-                    <a:stretch>
-                      <a:fillRect/>
-                    </a:stretch>
-                  </pic:blipFill>
-                  <pic:spPr>
-                    <a:xfrm>
-                      <a:off x="0" y="0"/>
-                      <a:ext cx="687324" cy="268223"/>
-                    </a:xfrm>
-                    <a:prstGeom prst="rect">
-                      <a:avLst/>
-                    </a:prstGeom>
-                  </pic:spPr>
-                </pic:pic>
-              </a:graphicData>
-            </a:graphic>
-          </wp:inline>
-        </w:drawing>
-      </w:r>
-    </w:p>
-    <w:p>
-      <w:pPr>
-        <w:spacing w:line="126" w:lineRule="exact"/>
       </w:pPr>
     </w:p>
     <w:tbl>
@@ -21992,7 +21619,7 @@
     <w:p>
       <w:pPr>
         <w:sectPr>
-          <w:footerReference r:id="rId20" w:type="default"/>
+          <w:footerReference r:id="rId15" w:type="default"/>
           <w:pgSz w:w="11910" w:h="16840"/>
           <w:pgMar w:top="751" w:right="899" w:bottom="925" w:left="1440" w:header="0" w:footer="692" w:gutter="0"/>
           <w:cols w:space="720" w:num="1"/>
@@ -22022,7 +21649,7 @@
                     <pic:cNvPicPr/>
                   </pic:nvPicPr>
                   <pic:blipFill>
-                    <a:blip r:embed="rId41"/>
+                    <a:blip r:embed="rId32"/>
                     <a:stretch>
                       <a:fillRect/>
                     </a:stretch>
@@ -22133,11 +21760,14 @@
         <w:gridCol w:w="1098"/>
         <w:gridCol w:w="527"/>
         <w:gridCol w:w="174"/>
-        <w:gridCol w:w="1084"/>
+        <w:gridCol w:w="917"/>
+        <w:gridCol w:w="167"/>
         <w:gridCol w:w="373"/>
-        <w:gridCol w:w="900"/>
+        <w:gridCol w:w="702"/>
+        <w:gridCol w:w="198"/>
         <w:gridCol w:w="713"/>
-        <w:gridCol w:w="2156"/>
+        <w:gridCol w:w="882"/>
+        <w:gridCol w:w="1274"/>
         <w:gridCol w:w="2170"/>
       </w:tblGrid>
       <w:tr>
@@ -22163,7 +21793,7 @@
         <w:tc>
           <w:tcPr>
             <w:tcW w:w="9195" w:type="dxa"/>
-            <w:gridSpan w:val="9"/>
+            <w:gridSpan w:val="12"/>
             <w:tcBorders>
               <w:top w:val="single" w:color="000000" w:sz="10" w:space="0"/>
               <w:left w:val="single" w:color="000000" w:sz="10" w:space="0"/>
@@ -22248,6 +21878,7 @@
         <w:tc>
           <w:tcPr>
             <w:tcW w:w="1084" w:type="dxa"/>
+            <w:gridSpan w:val="2"/>
           </w:tcPr>
           <w:p>
             <w:pPr>
@@ -22275,7 +21906,7 @@
         <w:tc>
           <w:tcPr>
             <w:tcW w:w="6312" w:type="dxa"/>
-            <w:gridSpan w:val="5"/>
+            <w:gridSpan w:val="7"/>
             <w:tcBorders>
               <w:right w:val="single" w:color="000000" w:sz="10" w:space="0"/>
             </w:tcBorders>
@@ -22341,6 +21972,7 @@
         <w:tc>
           <w:tcPr>
             <w:tcW w:w="1084" w:type="dxa"/>
+            <w:gridSpan w:val="2"/>
           </w:tcPr>
           <w:p>
             <w:pPr>
@@ -22351,7 +21983,7 @@
         <w:tc>
           <w:tcPr>
             <w:tcW w:w="6312" w:type="dxa"/>
-            <w:gridSpan w:val="5"/>
+            <w:gridSpan w:val="7"/>
             <w:tcBorders>
               <w:right w:val="single" w:color="000000" w:sz="10" w:space="0"/>
             </w:tcBorders>
@@ -22400,6 +22032,7 @@
         <w:tc>
           <w:tcPr>
             <w:tcW w:w="1084" w:type="dxa"/>
+            <w:gridSpan w:val="2"/>
           </w:tcPr>
           <w:p>
             <w:pPr>
@@ -22410,7 +22043,7 @@
         <w:tc>
           <w:tcPr>
             <w:tcW w:w="6312" w:type="dxa"/>
-            <w:gridSpan w:val="5"/>
+            <w:gridSpan w:val="7"/>
             <w:tcBorders>
               <w:right w:val="single" w:color="000000" w:sz="10" w:space="0"/>
             </w:tcBorders>
@@ -22459,6 +22092,7 @@
         <w:tc>
           <w:tcPr>
             <w:tcW w:w="1084" w:type="dxa"/>
+            <w:gridSpan w:val="2"/>
           </w:tcPr>
           <w:p>
             <w:pPr>
@@ -22469,7 +22103,7 @@
         <w:tc>
           <w:tcPr>
             <w:tcW w:w="6312" w:type="dxa"/>
-            <w:gridSpan w:val="5"/>
+            <w:gridSpan w:val="7"/>
             <w:tcBorders>
               <w:right w:val="single" w:color="000000" w:sz="10" w:space="0"/>
             </w:tcBorders>
@@ -22518,6 +22152,7 @@
         <w:tc>
           <w:tcPr>
             <w:tcW w:w="1084" w:type="dxa"/>
+            <w:gridSpan w:val="2"/>
           </w:tcPr>
           <w:p>
             <w:pPr>
@@ -22528,7 +22163,7 @@
         <w:tc>
           <w:tcPr>
             <w:tcW w:w="6312" w:type="dxa"/>
-            <w:gridSpan w:val="5"/>
+            <w:gridSpan w:val="7"/>
             <w:tcBorders>
               <w:right w:val="single" w:color="000000" w:sz="10" w:space="0"/>
             </w:tcBorders>
@@ -22577,6 +22212,7 @@
         <w:tc>
           <w:tcPr>
             <w:tcW w:w="1084" w:type="dxa"/>
+            <w:gridSpan w:val="2"/>
           </w:tcPr>
           <w:p>
             <w:pPr>
@@ -22587,7 +22223,7 @@
         <w:tc>
           <w:tcPr>
             <w:tcW w:w="6312" w:type="dxa"/>
-            <w:gridSpan w:val="5"/>
+            <w:gridSpan w:val="7"/>
             <w:tcBorders>
               <w:right w:val="single" w:color="000000" w:sz="10" w:space="0"/>
             </w:tcBorders>
@@ -22636,6 +22272,7 @@
         <w:tc>
           <w:tcPr>
             <w:tcW w:w="1084" w:type="dxa"/>
+            <w:gridSpan w:val="2"/>
           </w:tcPr>
           <w:p>
             <w:pPr>
@@ -22646,7 +22283,7 @@
         <w:tc>
           <w:tcPr>
             <w:tcW w:w="6312" w:type="dxa"/>
-            <w:gridSpan w:val="5"/>
+            <w:gridSpan w:val="7"/>
             <w:tcBorders>
               <w:right w:val="single" w:color="000000" w:sz="10" w:space="0"/>
             </w:tcBorders>
@@ -22681,7 +22318,7 @@
         <w:tc>
           <w:tcPr>
             <w:tcW w:w="9195" w:type="dxa"/>
-            <w:gridSpan w:val="9"/>
+            <w:gridSpan w:val="12"/>
             <w:tcBorders>
               <w:left w:val="single" w:color="000000" w:sz="10" w:space="0"/>
               <w:right w:val="single" w:color="000000" w:sz="10" w:space="0"/>
@@ -22734,7 +22371,7 @@
         <w:tc>
           <w:tcPr>
             <w:tcW w:w="9195" w:type="dxa"/>
-            <w:gridSpan w:val="9"/>
+            <w:gridSpan w:val="12"/>
             <w:tcBorders>
               <w:left w:val="single" w:color="000000" w:sz="10" w:space="0"/>
               <w:right w:val="single" w:color="000000" w:sz="10" w:space="0"/>
@@ -22770,7 +22407,7 @@
         <w:tc>
           <w:tcPr>
             <w:tcW w:w="9195" w:type="dxa"/>
-            <w:gridSpan w:val="9"/>
+            <w:gridSpan w:val="12"/>
             <w:tcBorders>
               <w:left w:val="single" w:color="000000" w:sz="10" w:space="0"/>
               <w:right w:val="single" w:color="000000" w:sz="10" w:space="0"/>
@@ -22869,7 +22506,7 @@
         <w:tc>
           <w:tcPr>
             <w:tcW w:w="2158" w:type="dxa"/>
-            <w:gridSpan w:val="4"/>
+            <w:gridSpan w:val="5"/>
           </w:tcPr>
           <w:p>
             <w:pPr>
@@ -22880,6 +22517,7 @@
         <w:tc>
           <w:tcPr>
             <w:tcW w:w="900" w:type="dxa"/>
+            <w:gridSpan w:val="2"/>
           </w:tcPr>
           <w:p>
             <w:pPr>
@@ -22923,7 +22561,7 @@
         <w:tc>
           <w:tcPr>
             <w:tcW w:w="5039" w:type="dxa"/>
-            <w:gridSpan w:val="3"/>
+            <w:gridSpan w:val="4"/>
             <w:tcBorders>
               <w:right w:val="single" w:color="000000" w:sz="10" w:space="0"/>
             </w:tcBorders>
@@ -23004,7 +22642,7 @@
         <w:tc>
           <w:tcPr>
             <w:tcW w:w="2158" w:type="dxa"/>
-            <w:gridSpan w:val="4"/>
+            <w:gridSpan w:val="5"/>
           </w:tcPr>
           <w:p>
             <w:pPr>
@@ -23015,6 +22653,7 @@
         <w:tc>
           <w:tcPr>
             <w:tcW w:w="900" w:type="dxa"/>
+            <w:gridSpan w:val="2"/>
           </w:tcPr>
           <w:p>
             <w:pPr>
@@ -23058,7 +22697,7 @@
         <w:tc>
           <w:tcPr>
             <w:tcW w:w="5039" w:type="dxa"/>
-            <w:gridSpan w:val="3"/>
+            <w:gridSpan w:val="4"/>
             <w:tcBorders>
               <w:right w:val="single" w:color="000000" w:sz="10" w:space="0"/>
             </w:tcBorders>
@@ -23093,7 +22732,7 @@
         <w:tc>
           <w:tcPr>
             <w:tcW w:w="9195" w:type="dxa"/>
-            <w:gridSpan w:val="9"/>
+            <w:gridSpan w:val="12"/>
             <w:tcBorders>
               <w:left w:val="single" w:color="000000" w:sz="10" w:space="0"/>
               <w:right w:val="single" w:color="000000" w:sz="10" w:space="0"/>
@@ -23175,7 +22814,7 @@
         <w:tc>
           <w:tcPr>
             <w:tcW w:w="3244" w:type="dxa"/>
-            <w:gridSpan w:val="5"/>
+            <w:gridSpan w:val="7"/>
           </w:tcPr>
           <w:p>
             <w:pPr>
@@ -23219,6 +22858,7 @@
         <w:tc>
           <w:tcPr>
             <w:tcW w:w="2156" w:type="dxa"/>
+            <w:gridSpan w:val="2"/>
           </w:tcPr>
           <w:p>
             <w:pPr>
@@ -23307,7 +22947,7 @@
         <w:tc>
           <w:tcPr>
             <w:tcW w:w="3244" w:type="dxa"/>
-            <w:gridSpan w:val="5"/>
+            <w:gridSpan w:val="7"/>
           </w:tcPr>
           <w:p>
             <w:pPr>
@@ -23318,6 +22958,7 @@
         <w:tc>
           <w:tcPr>
             <w:tcW w:w="2156" w:type="dxa"/>
+            <w:gridSpan w:val="2"/>
           </w:tcPr>
           <w:p>
             <w:pPr>
@@ -23376,7 +23017,7 @@
         <w:tc>
           <w:tcPr>
             <w:tcW w:w="3244" w:type="dxa"/>
-            <w:gridSpan w:val="5"/>
+            <w:gridSpan w:val="7"/>
           </w:tcPr>
           <w:p>
             <w:pPr>
@@ -23387,213 +23028,7 @@
         <w:tc>
           <w:tcPr>
             <w:tcW w:w="2156" w:type="dxa"/>
-          </w:tcPr>
-          <w:p>
-            <w:pPr>
-              <w:pStyle w:val="6"/>
-            </w:pPr>
-          </w:p>
-        </w:tc>
-        <w:tc>
-          <w:tcPr>
-            <w:tcW w:w="2170" w:type="dxa"/>
-            <w:tcBorders>
-              <w:right w:val="single" w:color="000000" w:sz="10" w:space="0"/>
-            </w:tcBorders>
-          </w:tcPr>
-          <w:p>
-            <w:pPr>
-              <w:pStyle w:val="6"/>
-            </w:pPr>
-          </w:p>
-        </w:tc>
-      </w:tr>
-      <w:tr>
-        <w:tblPrEx>
-          <w:tblBorders>
-            <w:top w:val="single" w:color="000000" w:sz="4" w:space="0"/>
-            <w:left w:val="single" w:color="000000" w:sz="4" w:space="0"/>
-            <w:bottom w:val="single" w:color="000000" w:sz="4" w:space="0"/>
-            <w:right w:val="single" w:color="000000" w:sz="4" w:space="0"/>
-            <w:insideH w:val="single" w:color="000000" w:sz="4" w:space="0"/>
-            <w:insideV w:val="single" w:color="000000" w:sz="4" w:space="0"/>
-          </w:tblBorders>
-          <w:tblCellMar>
-            <w:top w:w="0" w:type="dxa"/>
-            <w:left w:w="0" w:type="dxa"/>
-            <w:bottom w:w="0" w:type="dxa"/>
-            <w:right w:w="0" w:type="dxa"/>
-          </w:tblCellMar>
-        </w:tblPrEx>
-        <w:trPr>
-          <w:trHeight w:val="441" w:hRule="atLeast"/>
-        </w:trPr>
-        <w:tc>
-          <w:tcPr>
-            <w:tcW w:w="1625" w:type="dxa"/>
             <w:gridSpan w:val="2"/>
-            <w:tcBorders>
-              <w:left w:val="single" w:color="000000" w:sz="10" w:space="0"/>
-            </w:tcBorders>
-          </w:tcPr>
-          <w:p>
-            <w:pPr>
-              <w:pStyle w:val="6"/>
-            </w:pPr>
-          </w:p>
-        </w:tc>
-        <w:tc>
-          <w:tcPr>
-            <w:tcW w:w="3244" w:type="dxa"/>
-            <w:gridSpan w:val="5"/>
-          </w:tcPr>
-          <w:p>
-            <w:pPr>
-              <w:pStyle w:val="6"/>
-            </w:pPr>
-          </w:p>
-        </w:tc>
-        <w:tc>
-          <w:tcPr>
-            <w:tcW w:w="2156" w:type="dxa"/>
-          </w:tcPr>
-          <w:p>
-            <w:pPr>
-              <w:pStyle w:val="6"/>
-            </w:pPr>
-          </w:p>
-        </w:tc>
-        <w:tc>
-          <w:tcPr>
-            <w:tcW w:w="2170" w:type="dxa"/>
-            <w:tcBorders>
-              <w:right w:val="single" w:color="000000" w:sz="10" w:space="0"/>
-            </w:tcBorders>
-          </w:tcPr>
-          <w:p>
-            <w:pPr>
-              <w:pStyle w:val="6"/>
-            </w:pPr>
-          </w:p>
-        </w:tc>
-      </w:tr>
-      <w:tr>
-        <w:tblPrEx>
-          <w:tblBorders>
-            <w:top w:val="single" w:color="000000" w:sz="4" w:space="0"/>
-            <w:left w:val="single" w:color="000000" w:sz="4" w:space="0"/>
-            <w:bottom w:val="single" w:color="000000" w:sz="4" w:space="0"/>
-            <w:right w:val="single" w:color="000000" w:sz="4" w:space="0"/>
-            <w:insideH w:val="single" w:color="000000" w:sz="4" w:space="0"/>
-            <w:insideV w:val="single" w:color="000000" w:sz="4" w:space="0"/>
-          </w:tblBorders>
-          <w:tblCellMar>
-            <w:top w:w="0" w:type="dxa"/>
-            <w:left w:w="0" w:type="dxa"/>
-            <w:bottom w:w="0" w:type="dxa"/>
-            <w:right w:w="0" w:type="dxa"/>
-          </w:tblCellMar>
-        </w:tblPrEx>
-        <w:trPr>
-          <w:trHeight w:val="454" w:hRule="atLeast"/>
-        </w:trPr>
-        <w:tc>
-          <w:tcPr>
-            <w:tcW w:w="1625" w:type="dxa"/>
-            <w:gridSpan w:val="2"/>
-            <w:tcBorders>
-              <w:left w:val="single" w:color="000000" w:sz="10" w:space="0"/>
-            </w:tcBorders>
-          </w:tcPr>
-          <w:p>
-            <w:pPr>
-              <w:pStyle w:val="6"/>
-            </w:pPr>
-          </w:p>
-        </w:tc>
-        <w:tc>
-          <w:tcPr>
-            <w:tcW w:w="3244" w:type="dxa"/>
-            <w:gridSpan w:val="5"/>
-          </w:tcPr>
-          <w:p>
-            <w:pPr>
-              <w:pStyle w:val="6"/>
-            </w:pPr>
-          </w:p>
-        </w:tc>
-        <w:tc>
-          <w:tcPr>
-            <w:tcW w:w="2156" w:type="dxa"/>
-          </w:tcPr>
-          <w:p>
-            <w:pPr>
-              <w:pStyle w:val="6"/>
-            </w:pPr>
-          </w:p>
-        </w:tc>
-        <w:tc>
-          <w:tcPr>
-            <w:tcW w:w="2170" w:type="dxa"/>
-            <w:tcBorders>
-              <w:right w:val="single" w:color="000000" w:sz="10" w:space="0"/>
-            </w:tcBorders>
-          </w:tcPr>
-          <w:p>
-            <w:pPr>
-              <w:pStyle w:val="6"/>
-            </w:pPr>
-          </w:p>
-        </w:tc>
-      </w:tr>
-      <w:tr>
-        <w:tblPrEx>
-          <w:tblBorders>
-            <w:top w:val="single" w:color="000000" w:sz="4" w:space="0"/>
-            <w:left w:val="single" w:color="000000" w:sz="4" w:space="0"/>
-            <w:bottom w:val="single" w:color="000000" w:sz="4" w:space="0"/>
-            <w:right w:val="single" w:color="000000" w:sz="4" w:space="0"/>
-            <w:insideH w:val="single" w:color="000000" w:sz="4" w:space="0"/>
-            <w:insideV w:val="single" w:color="000000" w:sz="4" w:space="0"/>
-          </w:tblBorders>
-          <w:tblCellMar>
-            <w:top w:w="0" w:type="dxa"/>
-            <w:left w:w="0" w:type="dxa"/>
-            <w:bottom w:w="0" w:type="dxa"/>
-            <w:right w:w="0" w:type="dxa"/>
-          </w:tblCellMar>
-        </w:tblPrEx>
-        <w:trPr>
-          <w:trHeight w:val="490" w:hRule="atLeast"/>
-        </w:trPr>
-        <w:tc>
-          <w:tcPr>
-            <w:tcW w:w="1625" w:type="dxa"/>
-            <w:gridSpan w:val="2"/>
-            <w:tcBorders>
-              <w:left w:val="single" w:color="000000" w:sz="10" w:space="0"/>
-            </w:tcBorders>
-          </w:tcPr>
-          <w:p>
-            <w:pPr>
-              <w:pStyle w:val="6"/>
-            </w:pPr>
-          </w:p>
-        </w:tc>
-        <w:tc>
-          <w:tcPr>
-            <w:tcW w:w="3244" w:type="dxa"/>
-            <w:gridSpan w:val="5"/>
-          </w:tcPr>
-          <w:p>
-            <w:pPr>
-              <w:pStyle w:val="6"/>
-            </w:pPr>
-          </w:p>
-        </w:tc>
-        <w:tc>
-          <w:tcPr>
-            <w:tcW w:w="2156" w:type="dxa"/>
           </w:tcPr>
           <w:p>
             <w:pPr>
@@ -23638,7 +23073,7 @@
         <w:tc>
           <w:tcPr>
             <w:tcW w:w="9195" w:type="dxa"/>
-            <w:gridSpan w:val="9"/>
+            <w:gridSpan w:val="12"/>
             <w:tcBorders>
               <w:left w:val="single" w:color="000000" w:sz="10" w:space="0"/>
               <w:right w:val="single" w:color="000000" w:sz="10" w:space="0"/>
@@ -23691,7 +23126,7 @@
         <w:tc>
           <w:tcPr>
             <w:tcW w:w="4869" w:type="dxa"/>
-            <w:gridSpan w:val="7"/>
+            <w:gridSpan w:val="9"/>
             <w:tcBorders>
               <w:left w:val="single" w:color="000000" w:sz="10" w:space="0"/>
             </w:tcBorders>
@@ -23738,7 +23173,7 @@
         <w:tc>
           <w:tcPr>
             <w:tcW w:w="4326" w:type="dxa"/>
-            <w:gridSpan w:val="2"/>
+            <w:gridSpan w:val="3"/>
             <w:tcBorders>
               <w:right w:val="single" w:color="000000" w:sz="10" w:space="0"/>
             </w:tcBorders>
@@ -23806,7 +23241,7 @@
         <w:tc>
           <w:tcPr>
             <w:tcW w:w="4869" w:type="dxa"/>
-            <w:gridSpan w:val="7"/>
+            <w:gridSpan w:val="9"/>
             <w:tcBorders>
               <w:left w:val="single" w:color="000000" w:sz="10" w:space="0"/>
             </w:tcBorders>
@@ -23820,7 +23255,7 @@
         <w:tc>
           <w:tcPr>
             <w:tcW w:w="4326" w:type="dxa"/>
-            <w:gridSpan w:val="2"/>
+            <w:gridSpan w:val="3"/>
             <w:tcBorders>
               <w:right w:val="single" w:color="000000" w:sz="10" w:space="0"/>
             </w:tcBorders>
@@ -23832,47 +23267,6 @@
           </w:p>
         </w:tc>
       </w:tr>
-    </w:tbl>
-    <w:p>
-      <w:pPr>
-        <w:pStyle w:val="2"/>
-      </w:pPr>
-    </w:p>
-    <w:p>
-      <w:pPr>
-        <w:sectPr>
-          <w:footerReference r:id="rId21" w:type="default"/>
-          <w:pgSz w:w="11910" w:h="16840"/>
-          <w:pgMar w:top="717" w:right="1171" w:bottom="925" w:left="1517" w:header="0" w:footer="692" w:gutter="0"/>
-          <w:cols w:space="720" w:num="1"/>
-        </w:sectPr>
-      </w:pPr>
-    </w:p>
-    <w:tbl>
-      <w:tblPr>
-        <w:tblStyle w:val="5"/>
-        <w:tblW w:w="9195" w:type="dxa"/>
-        <w:tblInd w:w="12" w:type="dxa"/>
-        <w:tblBorders>
-          <w:top w:val="single" w:color="000000" w:sz="10" w:space="0"/>
-          <w:left w:val="single" w:color="000000" w:sz="10" w:space="0"/>
-          <w:bottom w:val="single" w:color="000000" w:sz="10" w:space="0"/>
-          <w:right w:val="single" w:color="000000" w:sz="10" w:space="0"/>
-          <w:insideH w:val="single" w:color="000000" w:sz="10" w:space="0"/>
-          <w:insideV w:val="single" w:color="000000" w:sz="10" w:space="0"/>
-        </w:tblBorders>
-        <w:tblLayout w:type="fixed"/>
-        <w:tblCellMar>
-          <w:top w:w="0" w:type="dxa"/>
-          <w:left w:w="0" w:type="dxa"/>
-          <w:bottom w:w="0" w:type="dxa"/>
-          <w:right w:w="0" w:type="dxa"/>
-        </w:tblCellMar>
-      </w:tblPr>
-      <w:tblGrid>
-        <w:gridCol w:w="4869"/>
-        <w:gridCol w:w="4326"/>
-      </w:tblGrid>
       <w:tr>
         <w:tblPrEx>
           <w:tblBorders>
@@ -23896,6 +23290,7 @@
         <w:tc>
           <w:tcPr>
             <w:tcW w:w="4869" w:type="dxa"/>
+            <w:gridSpan w:val="9"/>
             <w:tcBorders>
               <w:top w:val="nil"/>
               <w:right w:val="single" w:color="000000" w:sz="4" w:space="0"/>
@@ -23910,6 +23305,7 @@
         <w:tc>
           <w:tcPr>
             <w:tcW w:w="4326" w:type="dxa"/>
+            <w:gridSpan w:val="3"/>
             <w:tcBorders>
               <w:top w:val="nil"/>
               <w:left w:val="single" w:color="000000" w:sz="4" w:space="0"/>
@@ -23922,107 +23318,6 @@
           </w:p>
         </w:tc>
       </w:tr>
-    </w:tbl>
-    <w:p>
-      <w:pPr>
-        <w:pStyle w:val="2"/>
-      </w:pPr>
-    </w:p>
-    <w:p>
-      <w:pPr>
-        <w:sectPr>
-          <w:headerReference r:id="rId22" w:type="default"/>
-          <w:footerReference r:id="rId23" w:type="default"/>
-          <w:pgSz w:w="11910" w:h="16840"/>
-          <w:pgMar w:top="1274" w:right="1171" w:bottom="925" w:left="1517" w:header="717" w:footer="692" w:gutter="0"/>
-          <w:cols w:space="720" w:num="1"/>
-        </w:sectPr>
-      </w:pPr>
-    </w:p>
-    <w:p>
-      <w:pPr>
-        <w:pStyle w:val="2"/>
-        <w:spacing w:line="349" w:lineRule="auto"/>
-      </w:pPr>
-    </w:p>
-    <w:p>
-      <w:pPr>
-        <w:spacing w:line="422" w:lineRule="exact"/>
-        <w:ind w:firstLine="32"/>
-      </w:pPr>
-      <w:r>
-        <w:rPr>
-          <w:position w:val="-8"/>
-        </w:rPr>
-        <w:drawing>
-          <wp:inline distT="0" distB="0" distL="0" distR="0">
-            <wp:extent cx="687070" cy="267970"/>
-            <wp:effectExtent l="0" t="0" r="0" b="0"/>
-            <wp:docPr id="40" name="IM 40"/>
-            <wp:cNvGraphicFramePr/>
-            <a:graphic xmlns:a="http://schemas.openxmlformats.org/drawingml/2006/main">
-              <a:graphicData uri="http://schemas.openxmlformats.org/drawingml/2006/picture">
-                <pic:pic xmlns:pic="http://schemas.openxmlformats.org/drawingml/2006/picture">
-                  <pic:nvPicPr>
-                    <pic:cNvPr id="40" name="IM 40"/>
-                    <pic:cNvPicPr/>
-                  </pic:nvPicPr>
-                  <pic:blipFill>
-                    <a:blip r:embed="rId42"/>
-                    <a:stretch>
-                      <a:fillRect/>
-                    </a:stretch>
-                  </pic:blipFill>
-                  <pic:spPr>
-                    <a:xfrm>
-                      <a:off x="0" y="0"/>
-                      <a:ext cx="687324" cy="268223"/>
-                    </a:xfrm>
-                    <a:prstGeom prst="rect">
-                      <a:avLst/>
-                    </a:prstGeom>
-                  </pic:spPr>
-                </pic:pic>
-              </a:graphicData>
-            </a:graphic>
-          </wp:inline>
-        </w:drawing>
-      </w:r>
-    </w:p>
-    <w:p>
-      <w:pPr>
-        <w:spacing w:line="126" w:lineRule="exact"/>
-      </w:pPr>
-    </w:p>
-    <w:tbl>
-      <w:tblPr>
-        <w:tblStyle w:val="5"/>
-        <w:tblW w:w="9195" w:type="dxa"/>
-        <w:tblInd w:w="12" w:type="dxa"/>
-        <w:tblBorders>
-          <w:top w:val="single" w:color="000000" w:sz="4" w:space="0"/>
-          <w:left w:val="single" w:color="000000" w:sz="4" w:space="0"/>
-          <w:bottom w:val="single" w:color="000000" w:sz="4" w:space="0"/>
-          <w:right w:val="single" w:color="000000" w:sz="4" w:space="0"/>
-          <w:insideH w:val="single" w:color="000000" w:sz="4" w:space="0"/>
-          <w:insideV w:val="single" w:color="000000" w:sz="4" w:space="0"/>
-        </w:tblBorders>
-        <w:tblLayout w:type="fixed"/>
-        <w:tblCellMar>
-          <w:top w:w="0" w:type="dxa"/>
-          <w:left w:w="0" w:type="dxa"/>
-          <w:bottom w:w="0" w:type="dxa"/>
-          <w:right w:w="0" w:type="dxa"/>
-        </w:tblCellMar>
-      </w:tblPr>
-      <w:tblGrid>
-        <w:gridCol w:w="1625"/>
-        <w:gridCol w:w="1091"/>
-        <w:gridCol w:w="1242"/>
-        <w:gridCol w:w="911"/>
-        <w:gridCol w:w="882"/>
-        <w:gridCol w:w="3444"/>
-      </w:tblGrid>
       <w:tr>
         <w:tblPrEx>
           <w:tblBorders>
@@ -24046,7 +23341,7 @@
         <w:tc>
           <w:tcPr>
             <w:tcW w:w="4869" w:type="dxa"/>
-            <w:gridSpan w:val="4"/>
+            <w:gridSpan w:val="9"/>
             <w:tcBorders>
               <w:top w:val="single" w:color="000000" w:sz="10" w:space="0"/>
               <w:left w:val="single" w:color="000000" w:sz="10" w:space="0"/>
@@ -24061,7 +23356,7 @@
         <w:tc>
           <w:tcPr>
             <w:tcW w:w="4326" w:type="dxa"/>
-            <w:gridSpan w:val="2"/>
+            <w:gridSpan w:val="3"/>
             <w:tcBorders>
               <w:top w:val="single" w:color="000000" w:sz="10" w:space="0"/>
               <w:right w:val="single" w:color="000000" w:sz="10" w:space="0"/>
@@ -24097,7 +23392,7 @@
         <w:tc>
           <w:tcPr>
             <w:tcW w:w="4869" w:type="dxa"/>
-            <w:gridSpan w:val="4"/>
+            <w:gridSpan w:val="9"/>
             <w:tcBorders>
               <w:left w:val="single" w:color="000000" w:sz="10" w:space="0"/>
             </w:tcBorders>
@@ -24111,7 +23406,7 @@
         <w:tc>
           <w:tcPr>
             <w:tcW w:w="4326" w:type="dxa"/>
-            <w:gridSpan w:val="2"/>
+            <w:gridSpan w:val="3"/>
             <w:tcBorders>
               <w:right w:val="single" w:color="000000" w:sz="10" w:space="0"/>
             </w:tcBorders>
@@ -24146,7 +23441,7 @@
         <w:tc>
           <w:tcPr>
             <w:tcW w:w="4869" w:type="dxa"/>
-            <w:gridSpan w:val="4"/>
+            <w:gridSpan w:val="9"/>
             <w:tcBorders>
               <w:left w:val="single" w:color="000000" w:sz="10" w:space="0"/>
             </w:tcBorders>
@@ -24160,7 +23455,7 @@
         <w:tc>
           <w:tcPr>
             <w:tcW w:w="4326" w:type="dxa"/>
-            <w:gridSpan w:val="2"/>
+            <w:gridSpan w:val="3"/>
             <w:tcBorders>
               <w:right w:val="single" w:color="000000" w:sz="10" w:space="0"/>
             </w:tcBorders>
@@ -24195,7 +23490,7 @@
         <w:tc>
           <w:tcPr>
             <w:tcW w:w="4869" w:type="dxa"/>
-            <w:gridSpan w:val="4"/>
+            <w:gridSpan w:val="9"/>
             <w:tcBorders>
               <w:left w:val="single" w:color="000000" w:sz="10" w:space="0"/>
             </w:tcBorders>
@@ -24209,7 +23504,7 @@
         <w:tc>
           <w:tcPr>
             <w:tcW w:w="4326" w:type="dxa"/>
-            <w:gridSpan w:val="2"/>
+            <w:gridSpan w:val="3"/>
             <w:tcBorders>
               <w:right w:val="single" w:color="000000" w:sz="10" w:space="0"/>
             </w:tcBorders>
@@ -24244,7 +23539,7 @@
         <w:tc>
           <w:tcPr>
             <w:tcW w:w="9195" w:type="dxa"/>
-            <w:gridSpan w:val="6"/>
+            <w:gridSpan w:val="12"/>
             <w:tcBorders>
               <w:left w:val="single" w:color="000000" w:sz="10" w:space="0"/>
               <w:right w:val="single" w:color="000000" w:sz="10" w:space="0"/>
@@ -24297,7 +23592,7 @@
         <w:tc>
           <w:tcPr>
             <w:tcW w:w="2716" w:type="dxa"/>
-            <w:gridSpan w:val="2"/>
+            <w:gridSpan w:val="4"/>
             <w:tcBorders>
               <w:left w:val="single" w:color="000000" w:sz="10" w:space="0"/>
             </w:tcBorders>
@@ -24344,7 +23639,7 @@
         <w:tc>
           <w:tcPr>
             <w:tcW w:w="6479" w:type="dxa"/>
-            <w:gridSpan w:val="4"/>
+            <w:gridSpan w:val="8"/>
             <w:tcBorders>
               <w:right w:val="single" w:color="000000" w:sz="10" w:space="0"/>
             </w:tcBorders>
@@ -24394,7 +23689,7 @@
         <w:tc>
           <w:tcPr>
             <w:tcW w:w="2716" w:type="dxa"/>
-            <w:gridSpan w:val="2"/>
+            <w:gridSpan w:val="4"/>
             <w:tcBorders>
               <w:left w:val="single" w:color="000000" w:sz="10" w:space="0"/>
             </w:tcBorders>
@@ -24408,7 +23703,7 @@
         <w:tc>
           <w:tcPr>
             <w:tcW w:w="6479" w:type="dxa"/>
-            <w:gridSpan w:val="4"/>
+            <w:gridSpan w:val="8"/>
             <w:tcBorders>
               <w:right w:val="single" w:color="000000" w:sz="10" w:space="0"/>
             </w:tcBorders>
@@ -24443,7 +23738,7 @@
         <w:tc>
           <w:tcPr>
             <w:tcW w:w="2716" w:type="dxa"/>
-            <w:gridSpan w:val="2"/>
+            <w:gridSpan w:val="4"/>
             <w:tcBorders>
               <w:left w:val="single" w:color="000000" w:sz="10" w:space="0"/>
             </w:tcBorders>
@@ -24457,7 +23752,7 @@
         <w:tc>
           <w:tcPr>
             <w:tcW w:w="6479" w:type="dxa"/>
-            <w:gridSpan w:val="4"/>
+            <w:gridSpan w:val="8"/>
             <w:tcBorders>
               <w:right w:val="single" w:color="000000" w:sz="10" w:space="0"/>
             </w:tcBorders>
@@ -24492,7 +23787,7 @@
         <w:tc>
           <w:tcPr>
             <w:tcW w:w="2716" w:type="dxa"/>
-            <w:gridSpan w:val="2"/>
+            <w:gridSpan w:val="4"/>
             <w:tcBorders>
               <w:left w:val="single" w:color="000000" w:sz="10" w:space="0"/>
             </w:tcBorders>
@@ -24506,7 +23801,7 @@
         <w:tc>
           <w:tcPr>
             <w:tcW w:w="6479" w:type="dxa"/>
-            <w:gridSpan w:val="4"/>
+            <w:gridSpan w:val="8"/>
             <w:tcBorders>
               <w:right w:val="single" w:color="000000" w:sz="10" w:space="0"/>
             </w:tcBorders>
@@ -24541,7 +23836,7 @@
         <w:tc>
           <w:tcPr>
             <w:tcW w:w="2716" w:type="dxa"/>
-            <w:gridSpan w:val="2"/>
+            <w:gridSpan w:val="4"/>
             <w:tcBorders>
               <w:left w:val="single" w:color="000000" w:sz="10" w:space="0"/>
             </w:tcBorders>
@@ -24555,7 +23850,7 @@
         <w:tc>
           <w:tcPr>
             <w:tcW w:w="6479" w:type="dxa"/>
-            <w:gridSpan w:val="4"/>
+            <w:gridSpan w:val="8"/>
             <w:tcBorders>
               <w:right w:val="single" w:color="000000" w:sz="10" w:space="0"/>
             </w:tcBorders>
@@ -24590,7 +23885,7 @@
         <w:tc>
           <w:tcPr>
             <w:tcW w:w="2716" w:type="dxa"/>
-            <w:gridSpan w:val="2"/>
+            <w:gridSpan w:val="4"/>
             <w:tcBorders>
               <w:left w:val="single" w:color="000000" w:sz="10" w:space="0"/>
             </w:tcBorders>
@@ -24604,7 +23899,7 @@
         <w:tc>
           <w:tcPr>
             <w:tcW w:w="6479" w:type="dxa"/>
-            <w:gridSpan w:val="4"/>
+            <w:gridSpan w:val="8"/>
             <w:tcBorders>
               <w:right w:val="single" w:color="000000" w:sz="10" w:space="0"/>
             </w:tcBorders>
@@ -24639,7 +23934,7 @@
         <w:tc>
           <w:tcPr>
             <w:tcW w:w="2716" w:type="dxa"/>
-            <w:gridSpan w:val="2"/>
+            <w:gridSpan w:val="4"/>
             <w:tcBorders>
               <w:left w:val="single" w:color="000000" w:sz="10" w:space="0"/>
             </w:tcBorders>
@@ -24653,7 +23948,7 @@
         <w:tc>
           <w:tcPr>
             <w:tcW w:w="6479" w:type="dxa"/>
-            <w:gridSpan w:val="4"/>
+            <w:gridSpan w:val="8"/>
             <w:tcBorders>
               <w:right w:val="single" w:color="000000" w:sz="10" w:space="0"/>
             </w:tcBorders>
@@ -24688,7 +23983,7 @@
         <w:tc>
           <w:tcPr>
             <w:tcW w:w="2716" w:type="dxa"/>
-            <w:gridSpan w:val="2"/>
+            <w:gridSpan w:val="4"/>
             <w:tcBorders>
               <w:left w:val="single" w:color="000000" w:sz="10" w:space="0"/>
             </w:tcBorders>
@@ -24702,7 +23997,7 @@
         <w:tc>
           <w:tcPr>
             <w:tcW w:w="6479" w:type="dxa"/>
-            <w:gridSpan w:val="4"/>
+            <w:gridSpan w:val="8"/>
             <w:tcBorders>
               <w:right w:val="single" w:color="000000" w:sz="10" w:space="0"/>
             </w:tcBorders>
@@ -24737,7 +24032,7 @@
         <w:tc>
           <w:tcPr>
             <w:tcW w:w="2716" w:type="dxa"/>
-            <w:gridSpan w:val="2"/>
+            <w:gridSpan w:val="4"/>
             <w:tcBorders>
               <w:left w:val="single" w:color="000000" w:sz="10" w:space="0"/>
             </w:tcBorders>
@@ -24751,7 +24046,7 @@
         <w:tc>
           <w:tcPr>
             <w:tcW w:w="6479" w:type="dxa"/>
-            <w:gridSpan w:val="4"/>
+            <w:gridSpan w:val="8"/>
             <w:tcBorders>
               <w:right w:val="single" w:color="000000" w:sz="10" w:space="0"/>
             </w:tcBorders>
@@ -24786,6 +24081,7 @@
         <w:tc>
           <w:tcPr>
             <w:tcW w:w="1625" w:type="dxa"/>
+            <w:gridSpan w:val="2"/>
             <w:tcBorders>
               <w:left w:val="single" w:color="000000" w:sz="10" w:space="0"/>
             </w:tcBorders>
@@ -24816,7 +24112,7 @@
         <w:tc>
           <w:tcPr>
             <w:tcW w:w="2333" w:type="dxa"/>
-            <w:gridSpan w:val="2"/>
+            <w:gridSpan w:val="5"/>
           </w:tcPr>
           <w:p>
             <w:pPr>
@@ -24827,7 +24123,7 @@
         <w:tc>
           <w:tcPr>
             <w:tcW w:w="1793" w:type="dxa"/>
-            <w:gridSpan w:val="2"/>
+            <w:gridSpan w:val="3"/>
           </w:tcPr>
           <w:p>
             <w:pPr>
@@ -24897,6 +24193,7 @@
         <w:tc>
           <w:tcPr>
             <w:tcW w:w="3444" w:type="dxa"/>
+            <w:gridSpan w:val="2"/>
             <w:tcBorders>
               <w:right w:val="single" w:color="000000" w:sz="10" w:space="0"/>
             </w:tcBorders>
@@ -24931,7 +24228,7 @@
         <w:tc>
           <w:tcPr>
             <w:tcW w:w="9195" w:type="dxa"/>
-            <w:gridSpan w:val="6"/>
+            <w:gridSpan w:val="12"/>
             <w:tcBorders>
               <w:left w:val="single" w:color="000000" w:sz="10" w:space="0"/>
               <w:right w:val="single" w:color="000000" w:sz="10" w:space="0"/>
@@ -24984,7 +24281,7 @@
         <w:tc>
           <w:tcPr>
             <w:tcW w:w="9195" w:type="dxa"/>
-            <w:gridSpan w:val="6"/>
+            <w:gridSpan w:val="12"/>
             <w:tcBorders>
               <w:left w:val="single" w:color="000000" w:sz="10" w:space="0"/>
               <w:bottom w:val="single" w:color="000000" w:sz="10" w:space="0"/>
@@ -25089,8 +24386,8 @@
     <w:p>
       <w:pPr>
         <w:sectPr>
-          <w:headerReference r:id="rId24" w:type="default"/>
-          <w:footerReference r:id="rId25" w:type="default"/>
+          <w:headerReference r:id="rId16" w:type="default"/>
+          <w:footerReference r:id="rId17" w:type="default"/>
           <w:pgSz w:w="11910" w:h="16840"/>
           <w:pgMar w:top="400" w:right="1171" w:bottom="925" w:left="1517" w:header="0" w:footer="692" w:gutter="0"/>
           <w:cols w:space="720" w:num="1"/>
@@ -25125,7 +24422,7 @@
                     <pic:cNvPicPr/>
                   </pic:nvPicPr>
                   <pic:blipFill>
-                    <a:blip r:embed="rId41"/>
+                    <a:blip r:embed="rId32"/>
                     <a:stretch>
                       <a:fillRect/>
                     </a:stretch>
@@ -25857,7 +25154,7 @@
     <w:p>
       <w:pPr>
         <w:sectPr>
-          <w:footerReference r:id="rId26" w:type="default"/>
+          <w:footerReference r:id="rId18" w:type="default"/>
           <w:pgSz w:w="11910" w:h="16840"/>
           <w:pgMar w:top="400" w:right="540" w:bottom="925" w:left="1550" w:header="0" w:footer="690" w:gutter="0"/>
           <w:cols w:space="720" w:num="1"/>
@@ -25892,7 +25189,7 @@
                     <pic:cNvPicPr/>
                   </pic:nvPicPr>
                   <pic:blipFill>
-                    <a:blip r:embed="rId41"/>
+                    <a:blip r:embed="rId32"/>
                     <a:stretch>
                       <a:fillRect/>
                     </a:stretch>
@@ -26916,7 +26213,7 @@
     <w:p>
       <w:pPr>
         <w:sectPr>
-          <w:footerReference r:id="rId27" w:type="default"/>
+          <w:footerReference r:id="rId19" w:type="default"/>
           <w:pgSz w:w="11910" w:h="16840"/>
           <w:pgMar w:top="400" w:right="1786" w:bottom="925" w:left="1550" w:header="0" w:footer="690" w:gutter="0"/>
           <w:cols w:space="720" w:num="1"/>
@@ -26951,7 +26248,7 @@
                     <pic:cNvPicPr/>
                   </pic:nvPicPr>
                   <pic:blipFill>
-                    <a:blip r:embed="rId41"/>
+                    <a:blip r:embed="rId32"/>
                     <a:stretch>
                       <a:fillRect/>
                     </a:stretch>
@@ -27621,7 +26918,7 @@
           <w:szCs w:val="20"/>
         </w:rPr>
         <w:sectPr>
-          <w:footerReference r:id="rId28" w:type="default"/>
+          <w:footerReference r:id="rId20" w:type="default"/>
           <w:pgSz w:w="11910" w:h="16840"/>
           <w:pgMar w:top="400" w:right="1786" w:bottom="925" w:left="1550" w:header="0" w:footer="692" w:gutter="0"/>
           <w:cols w:space="720" w:num="1"/>
@@ -27657,7 +26954,7 @@
                     <pic:cNvPicPr/>
                   </pic:nvPicPr>
                   <pic:blipFill>
-                    <a:blip r:embed="rId41"/>
+                    <a:blip r:embed="rId32"/>
                     <a:stretch>
                       <a:fillRect/>
                     </a:stretch>
@@ -29063,7 +28360,7 @@
     <w:p>
       <w:pPr>
         <w:sectPr>
-          <w:footerReference r:id="rId29" w:type="default"/>
+          <w:footerReference r:id="rId21" w:type="default"/>
           <w:pgSz w:w="11910" w:h="16840"/>
           <w:pgMar w:top="400" w:right="1260" w:bottom="925" w:left="1380" w:header="0" w:footer="690" w:gutter="0"/>
           <w:cols w:space="720" w:num="1"/>
@@ -29098,7 +28395,7 @@
                     <pic:cNvPicPr/>
                   </pic:nvPicPr>
                   <pic:blipFill>
-                    <a:blip r:embed="rId41"/>
+                    <a:blip r:embed="rId32"/>
                     <a:stretch>
                       <a:fillRect/>
                     </a:stretch>
@@ -29974,7 +29271,7 @@
           <w:szCs w:val="20"/>
         </w:rPr>
         <w:sectPr>
-          <w:footerReference r:id="rId30" w:type="default"/>
+          <w:footerReference r:id="rId22" w:type="default"/>
           <w:pgSz w:w="11910" w:h="16840"/>
           <w:pgMar w:top="400" w:right="900" w:bottom="925" w:left="1550" w:header="0" w:footer="692" w:gutter="0"/>
           <w:cols w:space="720" w:num="1"/>
@@ -30009,7 +29306,7 @@
                     <pic:cNvPicPr/>
                   </pic:nvPicPr>
                   <pic:blipFill>
-                    <a:blip r:embed="rId41"/>
+                    <a:blip r:embed="rId32"/>
                     <a:stretch>
                       <a:fillRect/>
                     </a:stretch>
@@ -30988,7 +30285,7 @@
                     <pic:cNvPicPr/>
                   </pic:nvPicPr>
                   <pic:blipFill>
-                    <a:blip r:embed="rId43"/>
+                    <a:blip r:embed="rId34"/>
                     <a:stretch>
                       <a:fillRect/>
                     </a:stretch>
@@ -31094,7 +30391,7 @@
                     <pic:cNvPicPr/>
                   </pic:nvPicPr>
                   <pic:blipFill>
-                    <a:blip r:embed="rId44"/>
+                    <a:blip r:embed="rId35"/>
                     <a:stretch>
                       <a:fillRect/>
                     </a:stretch>
@@ -31164,7 +30461,7 @@
                     <pic:cNvPicPr/>
                   </pic:nvPicPr>
                   <pic:blipFill>
-                    <a:blip r:embed="rId44"/>
+                    <a:blip r:embed="rId35"/>
                     <a:stretch>
                       <a:fillRect/>
                     </a:stretch>
@@ -31304,7 +30601,7 @@
           <w:szCs w:val="20"/>
         </w:rPr>
         <w:sectPr>
-          <w:footerReference r:id="rId31" w:type="default"/>
+          <w:footerReference r:id="rId23" w:type="default"/>
           <w:pgSz w:w="11910" w:h="16840"/>
           <w:pgMar w:top="400" w:right="1691" w:bottom="925" w:left="1550" w:header="0" w:footer="692" w:gutter="0"/>
           <w:cols w:space="720" w:num="1"/>
@@ -31339,7 +30636,7 @@
                     <pic:cNvPicPr/>
                   </pic:nvPicPr>
                   <pic:blipFill>
-                    <a:blip r:embed="rId41"/>
+                    <a:blip r:embed="rId32"/>
                     <a:stretch>
                       <a:fillRect/>
                     </a:stretch>
@@ -31396,63 +30693,8 @@
         </w:rPr>
         <w:t>公司地址：</w:t>
       </w:r>
-      <w:r>
-        <w:rPr>
-          <w:rFonts w:ascii="宋体" w:hAnsi="宋体" w:eastAsia="宋体" w:cs="宋体"/>
-          <w:spacing w:val="2"/>
-          <w:sz w:val="20"/>
-          <w:szCs w:val="20"/>
-          <w:shd w:val="clear" w:color="auto" w:fill="FFFF00"/>
-        </w:rPr>
-        <w:t xml:space="preserve">山东省青岛市胶州市海尔大道 </w:t>
-      </w:r>
-      <w:r>
-        <w:rPr>
-          <w:rFonts w:ascii="Times New Roman" w:hAnsi="Times New Roman" w:eastAsia="Times New Roman" w:cs="Times New Roman"/>
-          <w:spacing w:val="2"/>
-          <w:sz w:val="20"/>
-          <w:szCs w:val="20"/>
-          <w:shd w:val="clear" w:color="auto" w:fill="FFFF00"/>
-        </w:rPr>
-        <w:t>86</w:t>
-      </w:r>
-      <w:r>
-        <w:rPr>
-          <w:rFonts w:ascii="Times New Roman" w:hAnsi="Times New Roman" w:eastAsia="Times New Roman" w:cs="Times New Roman"/>
-          <w:spacing w:val="17"/>
-          <w:w w:val="101"/>
-          <w:sz w:val="20"/>
-          <w:szCs w:val="20"/>
-          <w:shd w:val="clear" w:color="auto" w:fill="FFFF00"/>
-        </w:rPr>
-        <w:t xml:space="preserve"> </w:t>
-      </w:r>
-      <w:r>
-        <w:rPr>
-          <w:rFonts w:ascii="宋体" w:hAnsi="宋体" w:eastAsia="宋体" w:cs="宋体"/>
-          <w:spacing w:val="2"/>
-          <w:sz w:val="20"/>
-          <w:szCs w:val="20"/>
-          <w:shd w:val="clear" w:color="auto" w:fill="FFFF00"/>
-        </w:rPr>
-        <w:t>号</w:t>
-      </w:r>
-    </w:p>
-    <w:p>
-      <w:pPr>
-        <w:spacing w:line="227" w:lineRule="auto"/>
-        <w:rPr>
-          <w:rFonts w:ascii="宋体" w:hAnsi="宋体" w:eastAsia="宋体" w:cs="宋体"/>
-          <w:sz w:val="20"/>
-          <w:szCs w:val="20"/>
-        </w:rPr>
-        <w:sectPr>
-          <w:footerReference r:id="rId32" w:type="default"/>
-          <w:pgSz w:w="11910" w:h="16840"/>
-          <w:pgMar w:top="400" w:right="1786" w:bottom="925" w:left="1550" w:header="0" w:footer="692" w:gutter="0"/>
-          <w:cols w:space="720" w:num="1"/>
-        </w:sectPr>
-      </w:pPr>
+      <w:bookmarkStart w:id="18" w:name="_GoBack"/>
+      <w:bookmarkEnd w:id="18"/>
     </w:p>
     <w:p>
       <w:pPr>
@@ -31462,73 +30704,6 @@
     </w:p>
     <w:p>
       <w:pPr>
-        <w:spacing w:line="414" w:lineRule="exact"/>
-      </w:pPr>
-      <w:r>
-        <w:rPr>
-          <w:position w:val="-8"/>
-        </w:rPr>
-        <w:drawing>
-          <wp:inline distT="0" distB="0" distL="0" distR="0">
-            <wp:extent cx="687070" cy="262890"/>
-            <wp:effectExtent l="0" t="0" r="0" b="0"/>
-            <wp:docPr id="62" name="IM 62"/>
-            <wp:cNvGraphicFramePr/>
-            <a:graphic xmlns:a="http://schemas.openxmlformats.org/drawingml/2006/main">
-              <a:graphicData uri="http://schemas.openxmlformats.org/drawingml/2006/picture">
-                <pic:pic xmlns:pic="http://schemas.openxmlformats.org/drawingml/2006/picture">
-                  <pic:nvPicPr>
-                    <pic:cNvPr id="62" name="IM 62"/>
-                    <pic:cNvPicPr/>
-                  </pic:nvPicPr>
-                  <pic:blipFill>
-                    <a:blip r:embed="rId41"/>
-                    <a:stretch>
-                      <a:fillRect/>
-                    </a:stretch>
-                  </pic:blipFill>
-                  <pic:spPr>
-                    <a:xfrm>
-                      <a:off x="0" y="0"/>
-                      <a:ext cx="687324" cy="262951"/>
-                    </a:xfrm>
-                    <a:prstGeom prst="rect">
-                      <a:avLst/>
-                    </a:prstGeom>
-                  </pic:spPr>
-                </pic:pic>
-              </a:graphicData>
-            </a:graphic>
-          </wp:inline>
-        </w:drawing>
-      </w:r>
-    </w:p>
-    <w:p>
-      <w:pPr>
-        <w:pStyle w:val="2"/>
-        <w:spacing w:line="287" w:lineRule="auto"/>
-      </w:pPr>
-    </w:p>
-    <w:p>
-      <w:pPr>
-        <w:pStyle w:val="2"/>
-        <w:spacing w:line="287" w:lineRule="auto"/>
-      </w:pPr>
-    </w:p>
-    <w:p>
-      <w:pPr>
-        <w:pStyle w:val="2"/>
-        <w:spacing w:line="287" w:lineRule="auto"/>
-      </w:pPr>
-    </w:p>
-    <w:p>
-      <w:pPr>
-        <w:pStyle w:val="2"/>
-        <w:spacing w:line="287" w:lineRule="auto"/>
-      </w:pPr>
-    </w:p>
-    <w:p>
-      <w:pPr>
         <w:spacing w:before="65" w:line="228" w:lineRule="auto"/>
         <w:jc w:val="right"/>
         <w:rPr>
@@ -31564,36 +30739,6 @@
     </w:p>
     <w:p>
       <w:pPr>
-        <w:pStyle w:val="2"/>
-        <w:spacing w:line="243" w:lineRule="auto"/>
-      </w:pPr>
-    </w:p>
-    <w:p>
-      <w:pPr>
-        <w:pStyle w:val="2"/>
-        <w:spacing w:line="243" w:lineRule="auto"/>
-      </w:pPr>
-    </w:p>
-    <w:p>
-      <w:pPr>
-        <w:pStyle w:val="2"/>
-        <w:spacing w:line="243" w:lineRule="auto"/>
-      </w:pPr>
-    </w:p>
-    <w:p>
-      <w:pPr>
-        <w:pStyle w:val="2"/>
-        <w:spacing w:line="243" w:lineRule="auto"/>
-      </w:pPr>
-    </w:p>
-    <w:p>
-      <w:pPr>
-        <w:pStyle w:val="2"/>
-        <w:spacing w:line="244" w:lineRule="auto"/>
-      </w:pPr>
-    </w:p>
-    <w:p>
-      <w:pPr>
         <w:spacing w:before="65" w:line="320" w:lineRule="auto"/>
         <w:ind w:left="569" w:right="1002" w:firstLine="56"/>
         <w:outlineLvl w:val="2"/>
@@ -31693,7 +30838,7 @@
           <w:szCs w:val="20"/>
         </w:rPr>
         <w:sectPr>
-          <w:footerReference r:id="rId33" w:type="default"/>
+          <w:footerReference r:id="rId24" w:type="default"/>
           <w:pgSz w:w="11910" w:h="16840"/>
           <w:pgMar w:top="400" w:right="907" w:bottom="925" w:left="1550" w:header="0" w:footer="692" w:gutter="0"/>
           <w:cols w:space="720" w:num="1"/>
@@ -31728,7 +30873,7 @@
                     <pic:cNvPicPr/>
                   </pic:nvPicPr>
                   <pic:blipFill>
-                    <a:blip r:embed="rId41"/>
+                    <a:blip r:embed="rId32"/>
                     <a:stretch>
                       <a:fillRect/>
                     </a:stretch>
@@ -32455,7 +31600,7 @@
           <w:szCs w:val="24"/>
         </w:rPr>
         <w:sectPr>
-          <w:footerReference r:id="rId34" w:type="default"/>
+          <w:footerReference r:id="rId25" w:type="default"/>
           <w:pgSz w:w="11910" w:h="16840"/>
           <w:pgMar w:top="400" w:right="1786" w:bottom="925" w:left="1550" w:header="0" w:footer="692" w:gutter="0"/>
           <w:cols w:space="720" w:num="1"/>
@@ -32491,7 +31636,7 @@
                     <pic:cNvPicPr/>
                   </pic:nvPicPr>
                   <pic:blipFill>
-                    <a:blip r:embed="rId41"/>
+                    <a:blip r:embed="rId32"/>
                     <a:stretch>
                       <a:fillRect/>
                     </a:stretch>
@@ -32594,7 +31739,7 @@
                     <pic:cNvPicPr/>
                   </pic:nvPicPr>
                   <pic:blipFill>
-                    <a:blip r:embed="rId45"/>
+                    <a:blip r:embed="rId36"/>
                     <a:stretch>
                       <a:fillRect/>
                     </a:stretch>
@@ -33612,7 +32757,7 @@
           <w:szCs w:val="20"/>
         </w:rPr>
         <w:sectPr>
-          <w:footerReference r:id="rId35" w:type="default"/>
+          <w:footerReference r:id="rId26" w:type="default"/>
           <w:pgSz w:w="11910" w:h="16840"/>
           <w:pgMar w:top="400" w:right="1786" w:bottom="925" w:left="1431" w:header="0" w:footer="692" w:gutter="0"/>
           <w:cols w:space="720" w:num="1"/>
@@ -33641,7 +32786,7 @@
                     <pic:cNvPicPr/>
                   </pic:nvPicPr>
                   <pic:blipFill>
-                    <a:blip r:embed="rId46"/>
+                    <a:blip r:embed="rId37"/>
                     <a:stretch>
                       <a:fillRect/>
                     </a:stretch>
@@ -33824,7 +32969,7 @@
                           <pic:cNvPicPr/>
                         </pic:nvPicPr>
                         <pic:blipFill>
-                          <a:blip r:embed="rId47"/>
+                          <a:blip r:embed="rId38"/>
                           <a:stretch>
                             <a:fillRect/>
                           </a:stretch>
@@ -34167,7 +33312,7 @@
                           <pic:cNvPicPr/>
                         </pic:nvPicPr>
                         <pic:blipFill>
-                          <a:blip r:embed="rId48"/>
+                          <a:blip r:embed="rId39"/>
                           <a:stretch>
                             <a:fillRect/>
                           </a:stretch>
@@ -35680,7 +34825,7 @@
           <w:szCs w:val="18"/>
         </w:rPr>
         <w:sectPr>
-          <w:footerReference r:id="rId36" w:type="default"/>
+          <w:footerReference r:id="rId27" w:type="default"/>
           <w:pgSz w:w="16840" w:h="11910"/>
           <w:pgMar w:top="314" w:right="2434" w:bottom="207" w:left="1430" w:header="0" w:footer="0" w:gutter="0"/>
           <w:cols w:space="720" w:num="1"/>
@@ -35715,7 +34860,7 @@
                     <pic:cNvPicPr/>
                   </pic:nvPicPr>
                   <pic:blipFill>
-                    <a:blip r:embed="rId41"/>
+                    <a:blip r:embed="rId32"/>
                     <a:stretch>
                       <a:fillRect/>
                     </a:stretch>
@@ -35793,7 +34938,7 @@
     <w:p>
       <w:pPr>
         <w:sectPr>
-          <w:footerReference r:id="rId37" w:type="default"/>
+          <w:footerReference r:id="rId28" w:type="default"/>
           <w:pgSz w:w="11910" w:h="16840"/>
           <w:pgMar w:top="400" w:right="1786" w:bottom="925" w:left="920" w:header="0" w:footer="692" w:gutter="0"/>
           <w:cols w:equalWidth="0" w:num="1">
@@ -35835,7 +34980,7 @@
                     <pic:cNvPicPr/>
                   </pic:nvPicPr>
                   <pic:blipFill>
-                    <a:blip r:embed="rId49"/>
+                    <a:blip r:embed="rId40"/>
                     <a:stretch>
                       <a:fillRect/>
                     </a:stretch>
@@ -36223,7 +35368,7 @@
                     <pic:cNvPicPr/>
                   </pic:nvPicPr>
                   <pic:blipFill>
-                    <a:blip r:embed="rId41"/>
+                    <a:blip r:embed="rId32"/>
                     <a:stretch>
                       <a:fillRect/>
                     </a:stretch>
@@ -41464,7 +40609,7 @@
           <w:szCs w:val="9"/>
         </w:rPr>
         <w:sectPr>
-          <w:footerReference r:id="rId38" w:type="default"/>
+          <w:footerReference r:id="rId29" w:type="default"/>
           <w:pgSz w:w="11910" w:h="16840"/>
           <w:pgMar w:top="400" w:right="922" w:bottom="925" w:left="920" w:header="0" w:footer="692" w:gutter="0"/>
           <w:cols w:space="720" w:num="1"/>
@@ -41499,7 +40644,7 @@
                     <pic:cNvPicPr/>
                   </pic:nvPicPr>
                   <pic:blipFill>
-                    <a:blip r:embed="rId41"/>
+                    <a:blip r:embed="rId32"/>
                     <a:stretch>
                       <a:fillRect/>
                     </a:stretch>
@@ -45287,7 +44432,7 @@
       </w:pPr>
     </w:p>
     <w:sectPr>
-      <w:footerReference r:id="rId39" w:type="default"/>
+      <w:footerReference r:id="rId30" w:type="default"/>
       <w:pgSz w:w="11910" w:h="16840"/>
       <w:pgMar w:top="400" w:right="1298" w:bottom="925" w:left="920" w:header="0" w:footer="692" w:gutter="0"/>
       <w:cols w:space="720" w:num="1"/>
@@ -45349,106 +44494,6 @@
 <w:ftr xmlns:wpc="http://schemas.microsoft.com/office/word/2010/wordprocessingCanvas" xmlns:mc="http://schemas.openxmlformats.org/markup-compatibility/2006" xmlns:o="urn:schemas-microsoft-com:office:office" xmlns:r="http://schemas.openxmlformats.org/officeDocument/2006/relationships" xmlns:m="http://schemas.openxmlformats.org/officeDocument/2006/math" xmlns:v="urn:schemas-microsoft-com:vml" xmlns:wp14="http://schemas.microsoft.com/office/word/2010/wordprocessingDrawing" xmlns:wp="http://schemas.openxmlformats.org/drawingml/2006/wordprocessingDrawing" xmlns:w10="urn:schemas-microsoft-com:office:word" xmlns:w="http://schemas.openxmlformats.org/wordprocessingml/2006/main" xmlns:w14="http://schemas.microsoft.com/office/word/2010/wordml" xmlns:w15="http://schemas.microsoft.com/office/word/2012/wordml" xmlns:wpg="http://schemas.microsoft.com/office/word/2010/wordprocessingGroup" xmlns:wpi="http://schemas.microsoft.com/office/word/2010/wordprocessingInk" xmlns:wne="http://schemas.microsoft.com/office/word/2006/wordml" xmlns:wps="http://schemas.microsoft.com/office/word/2010/wordprocessingShape" xmlns:wpsCustomData="http://www.wps.cn/officeDocument/2013/wpsCustomData" mc:Ignorable="w14 w15 wp14">
   <w:p>
     <w:pPr>
-      <w:spacing w:line="230" w:lineRule="auto"/>
-      <w:ind w:left="5347"/>
-      <w:rPr>
-        <w:rFonts w:ascii="宋体" w:hAnsi="宋体" w:eastAsia="宋体" w:cs="宋体"/>
-        <w:sz w:val="18"/>
-        <w:szCs w:val="18"/>
-      </w:rPr>
-    </w:pPr>
-    <w:r>
-      <w:rPr>
-        <w:rFonts w:ascii="宋体" w:hAnsi="宋体" w:eastAsia="宋体" w:cs="宋体"/>
-        <w:spacing w:val="-10"/>
-        <w:sz w:val="18"/>
-        <w:szCs w:val="18"/>
-      </w:rPr>
-      <w:t>11</w:t>
-    </w:r>
-  </w:p>
-</w:ftr>
-</file>
-
-<file path=word/footer11.xml><?xml version="1.0" encoding="utf-8"?>
-<w:ftr xmlns:wpc="http://schemas.microsoft.com/office/word/2010/wordprocessingCanvas" xmlns:mc="http://schemas.openxmlformats.org/markup-compatibility/2006" xmlns:o="urn:schemas-microsoft-com:office:office" xmlns:r="http://schemas.openxmlformats.org/officeDocument/2006/relationships" xmlns:m="http://schemas.openxmlformats.org/officeDocument/2006/math" xmlns:v="urn:schemas-microsoft-com:vml" xmlns:wp14="http://schemas.microsoft.com/office/word/2010/wordprocessingDrawing" xmlns:wp="http://schemas.openxmlformats.org/drawingml/2006/wordprocessingDrawing" xmlns:w10="urn:schemas-microsoft-com:office:word" xmlns:w="http://schemas.openxmlformats.org/wordprocessingml/2006/main" xmlns:w14="http://schemas.microsoft.com/office/word/2010/wordml" xmlns:w15="http://schemas.microsoft.com/office/word/2012/wordml" xmlns:wpg="http://schemas.microsoft.com/office/word/2010/wordprocessingGroup" xmlns:wpi="http://schemas.microsoft.com/office/word/2010/wordprocessingInk" xmlns:wne="http://schemas.microsoft.com/office/word/2006/wordml" xmlns:wps="http://schemas.microsoft.com/office/word/2010/wordprocessingShape" xmlns:wpsCustomData="http://www.wps.cn/officeDocument/2013/wpsCustomData" mc:Ignorable="w14 w15 wp14">
-  <w:p>
-    <w:pPr>
-      <w:spacing w:line="230" w:lineRule="auto"/>
-      <w:ind w:left="5379"/>
-      <w:rPr>
-        <w:rFonts w:ascii="宋体" w:hAnsi="宋体" w:eastAsia="宋体" w:cs="宋体"/>
-        <w:sz w:val="18"/>
-        <w:szCs w:val="18"/>
-      </w:rPr>
-    </w:pPr>
-    <w:r>
-      <w:rPr>
-        <w:rFonts w:ascii="宋体" w:hAnsi="宋体" w:eastAsia="宋体" w:cs="宋体"/>
-        <w:spacing w:val="-10"/>
-        <w:sz w:val="18"/>
-        <w:szCs w:val="18"/>
-      </w:rPr>
-      <w:t>12</w:t>
-    </w:r>
-  </w:p>
-</w:ftr>
-</file>
-
-<file path=word/footer12.xml><?xml version="1.0" encoding="utf-8"?>
-<w:ftr xmlns:wpc="http://schemas.microsoft.com/office/word/2010/wordprocessingCanvas" xmlns:mc="http://schemas.openxmlformats.org/markup-compatibility/2006" xmlns:o="urn:schemas-microsoft-com:office:office" xmlns:r="http://schemas.openxmlformats.org/officeDocument/2006/relationships" xmlns:m="http://schemas.openxmlformats.org/officeDocument/2006/math" xmlns:v="urn:schemas-microsoft-com:vml" xmlns:wp14="http://schemas.microsoft.com/office/word/2010/wordprocessingDrawing" xmlns:wp="http://schemas.openxmlformats.org/drawingml/2006/wordprocessingDrawing" xmlns:w10="urn:schemas-microsoft-com:office:word" xmlns:w="http://schemas.openxmlformats.org/wordprocessingml/2006/main" xmlns:w14="http://schemas.microsoft.com/office/word/2010/wordml" xmlns:w15="http://schemas.microsoft.com/office/word/2012/wordml" xmlns:wpg="http://schemas.microsoft.com/office/word/2010/wordprocessingGroup" xmlns:wpi="http://schemas.microsoft.com/office/word/2010/wordprocessingInk" xmlns:wne="http://schemas.microsoft.com/office/word/2006/wordml" xmlns:wps="http://schemas.microsoft.com/office/word/2010/wordprocessingShape" xmlns:wpsCustomData="http://www.wps.cn/officeDocument/2013/wpsCustomData" mc:Ignorable="w14 w15 wp14">
-  <w:p>
-    <w:pPr>
-      <w:spacing w:line="229" w:lineRule="auto"/>
-      <w:ind w:left="5379"/>
-      <w:rPr>
-        <w:rFonts w:ascii="宋体" w:hAnsi="宋体" w:eastAsia="宋体" w:cs="宋体"/>
-        <w:sz w:val="18"/>
-        <w:szCs w:val="18"/>
-      </w:rPr>
-    </w:pPr>
-    <w:r>
-      <w:rPr>
-        <w:rFonts w:ascii="宋体" w:hAnsi="宋体" w:eastAsia="宋体" w:cs="宋体"/>
-        <w:spacing w:val="-10"/>
-        <w:sz w:val="18"/>
-        <w:szCs w:val="18"/>
-      </w:rPr>
-      <w:t>13</w:t>
-    </w:r>
-  </w:p>
-</w:ftr>
-</file>
-
-<file path=word/footer13.xml><?xml version="1.0" encoding="utf-8"?>
-<w:ftr xmlns:wpc="http://schemas.microsoft.com/office/word/2010/wordprocessingCanvas" xmlns:mc="http://schemas.openxmlformats.org/markup-compatibility/2006" xmlns:o="urn:schemas-microsoft-com:office:office" xmlns:r="http://schemas.openxmlformats.org/officeDocument/2006/relationships" xmlns:m="http://schemas.openxmlformats.org/officeDocument/2006/math" xmlns:v="urn:schemas-microsoft-com:vml" xmlns:wp14="http://schemas.microsoft.com/office/word/2010/wordprocessingDrawing" xmlns:wp="http://schemas.openxmlformats.org/drawingml/2006/wordprocessingDrawing" xmlns:w10="urn:schemas-microsoft-com:office:word" xmlns:w="http://schemas.openxmlformats.org/wordprocessingml/2006/main" xmlns:w14="http://schemas.microsoft.com/office/word/2010/wordml" xmlns:w15="http://schemas.microsoft.com/office/word/2012/wordml" xmlns:wpg="http://schemas.microsoft.com/office/word/2010/wordprocessingGroup" xmlns:wpi="http://schemas.microsoft.com/office/word/2010/wordprocessingInk" xmlns:wne="http://schemas.microsoft.com/office/word/2006/wordml" xmlns:wps="http://schemas.microsoft.com/office/word/2010/wordprocessingShape" xmlns:wpsCustomData="http://www.wps.cn/officeDocument/2013/wpsCustomData" mc:Ignorable="w14 w15 wp14">
-  <w:p>
-    <w:pPr>
-      <w:spacing w:line="230" w:lineRule="auto"/>
-      <w:ind w:left="4445"/>
-      <w:rPr>
-        <w:rFonts w:ascii="宋体" w:hAnsi="宋体" w:eastAsia="宋体" w:cs="宋体"/>
-        <w:sz w:val="18"/>
-        <w:szCs w:val="18"/>
-      </w:rPr>
-    </w:pPr>
-    <w:r>
-      <w:rPr>
-        <w:rFonts w:ascii="宋体" w:hAnsi="宋体" w:eastAsia="宋体" w:cs="宋体"/>
-        <w:spacing w:val="-10"/>
-        <w:sz w:val="18"/>
-        <w:szCs w:val="18"/>
-      </w:rPr>
-      <w:t>14</w:t>
-    </w:r>
-  </w:p>
-</w:ftr>
-</file>
-
-<file path=word/footer14.xml><?xml version="1.0" encoding="utf-8"?>
-<w:ftr xmlns:wpc="http://schemas.microsoft.com/office/word/2010/wordprocessingCanvas" xmlns:mc="http://schemas.openxmlformats.org/markup-compatibility/2006" xmlns:o="urn:schemas-microsoft-com:office:office" xmlns:r="http://schemas.openxmlformats.org/officeDocument/2006/relationships" xmlns:m="http://schemas.openxmlformats.org/officeDocument/2006/math" xmlns:v="urn:schemas-microsoft-com:vml" xmlns:wp14="http://schemas.microsoft.com/office/word/2010/wordprocessingDrawing" xmlns:wp="http://schemas.openxmlformats.org/drawingml/2006/wordprocessingDrawing" xmlns:w10="urn:schemas-microsoft-com:office:word" xmlns:w="http://schemas.openxmlformats.org/wordprocessingml/2006/main" xmlns:w14="http://schemas.microsoft.com/office/word/2010/wordml" xmlns:w15="http://schemas.microsoft.com/office/word/2012/wordml" xmlns:wpg="http://schemas.microsoft.com/office/word/2010/wordprocessingGroup" xmlns:wpi="http://schemas.microsoft.com/office/word/2010/wordprocessingInk" xmlns:wne="http://schemas.microsoft.com/office/word/2006/wordml" xmlns:wps="http://schemas.microsoft.com/office/word/2010/wordprocessingShape" xmlns:wpsCustomData="http://www.wps.cn/officeDocument/2013/wpsCustomData" mc:Ignorable="w14 w15 wp14">
-  <w:p>
-    <w:pPr>
       <w:spacing w:line="229" w:lineRule="auto"/>
       <w:ind w:left="4445"/>
       <w:rPr>
@@ -45470,32 +44515,7 @@
 </w:ftr>
 </file>
 
-<file path=word/footer15.xml><?xml version="1.0" encoding="utf-8"?>
-<w:ftr xmlns:wpc="http://schemas.microsoft.com/office/word/2010/wordprocessingCanvas" xmlns:mc="http://schemas.openxmlformats.org/markup-compatibility/2006" xmlns:o="urn:schemas-microsoft-com:office:office" xmlns:r="http://schemas.openxmlformats.org/officeDocument/2006/relationships" xmlns:m="http://schemas.openxmlformats.org/officeDocument/2006/math" xmlns:v="urn:schemas-microsoft-com:vml" xmlns:wp14="http://schemas.microsoft.com/office/word/2010/wordprocessingDrawing" xmlns:wp="http://schemas.openxmlformats.org/drawingml/2006/wordprocessingDrawing" xmlns:w10="urn:schemas-microsoft-com:office:word" xmlns:w="http://schemas.openxmlformats.org/wordprocessingml/2006/main" xmlns:w14="http://schemas.microsoft.com/office/word/2010/wordml" xmlns:w15="http://schemas.microsoft.com/office/word/2012/wordml" xmlns:wpg="http://schemas.microsoft.com/office/word/2010/wordprocessingGroup" xmlns:wpi="http://schemas.microsoft.com/office/word/2010/wordprocessingInk" xmlns:wne="http://schemas.microsoft.com/office/word/2006/wordml" xmlns:wps="http://schemas.microsoft.com/office/word/2010/wordprocessingShape" xmlns:wpsCustomData="http://www.wps.cn/officeDocument/2013/wpsCustomData" mc:Ignorable="w14 w15 wp14">
-  <w:p>
-    <w:pPr>
-      <w:spacing w:line="229" w:lineRule="auto"/>
-      <w:ind w:left="4445"/>
-      <w:rPr>
-        <w:rFonts w:ascii="宋体" w:hAnsi="宋体" w:eastAsia="宋体" w:cs="宋体"/>
-        <w:sz w:val="18"/>
-        <w:szCs w:val="18"/>
-      </w:rPr>
-    </w:pPr>
-    <w:r>
-      <w:rPr>
-        <w:rFonts w:ascii="宋体" w:hAnsi="宋体" w:eastAsia="宋体" w:cs="宋体"/>
-        <w:spacing w:val="-10"/>
-        <w:sz w:val="18"/>
-        <w:szCs w:val="18"/>
-      </w:rPr>
-      <w:t>16</w:t>
-    </w:r>
-  </w:p>
-</w:ftr>
-</file>
-
-<file path=word/footer16.xml><?xml version="1.0" encoding="utf-8"?>
+<file path=word/footer11.xml><?xml version="1.0" encoding="utf-8"?>
 <w:ftr xmlns:wpc="http://schemas.microsoft.com/office/word/2010/wordprocessingCanvas" xmlns:mc="http://schemas.openxmlformats.org/markup-compatibility/2006" xmlns:o="urn:schemas-microsoft-com:office:office" xmlns:r="http://schemas.openxmlformats.org/officeDocument/2006/relationships" xmlns:m="http://schemas.openxmlformats.org/officeDocument/2006/math" xmlns:v="urn:schemas-microsoft-com:vml" xmlns:wp14="http://schemas.microsoft.com/office/word/2010/wordprocessingDrawing" xmlns:wp="http://schemas.openxmlformats.org/drawingml/2006/wordprocessingDrawing" xmlns:w10="urn:schemas-microsoft-com:office:word" xmlns:w="http://schemas.openxmlformats.org/wordprocessingml/2006/main" xmlns:w14="http://schemas.microsoft.com/office/word/2010/wordml" xmlns:w15="http://schemas.microsoft.com/office/word/2012/wordml" xmlns:wpg="http://schemas.microsoft.com/office/word/2010/wordprocessingGroup" xmlns:wpi="http://schemas.microsoft.com/office/word/2010/wordprocessingInk" xmlns:wne="http://schemas.microsoft.com/office/word/2006/wordml" xmlns:wps="http://schemas.microsoft.com/office/word/2010/wordprocessingShape" xmlns:wpsCustomData="http://www.wps.cn/officeDocument/2013/wpsCustomData" mc:Ignorable="w14 w15 wp14">
   <w:p>
     <w:pPr>
@@ -45520,57 +44540,7 @@
 </w:ftr>
 </file>
 
-<file path=word/footer17.xml><?xml version="1.0" encoding="utf-8"?>
-<w:ftr xmlns:wpc="http://schemas.microsoft.com/office/word/2010/wordprocessingCanvas" xmlns:mc="http://schemas.openxmlformats.org/markup-compatibility/2006" xmlns:o="urn:schemas-microsoft-com:office:office" xmlns:r="http://schemas.openxmlformats.org/officeDocument/2006/relationships" xmlns:m="http://schemas.openxmlformats.org/officeDocument/2006/math" xmlns:v="urn:schemas-microsoft-com:vml" xmlns:wp14="http://schemas.microsoft.com/office/word/2010/wordprocessingDrawing" xmlns:wp="http://schemas.openxmlformats.org/drawingml/2006/wordprocessingDrawing" xmlns:w10="urn:schemas-microsoft-com:office:word" xmlns:w="http://schemas.openxmlformats.org/wordprocessingml/2006/main" xmlns:w14="http://schemas.microsoft.com/office/word/2010/wordml" xmlns:w15="http://schemas.microsoft.com/office/word/2012/wordml" xmlns:wpg="http://schemas.microsoft.com/office/word/2010/wordprocessingGroup" xmlns:wpi="http://schemas.microsoft.com/office/word/2010/wordprocessingInk" xmlns:wne="http://schemas.microsoft.com/office/word/2006/wordml" xmlns:wps="http://schemas.microsoft.com/office/word/2010/wordprocessingShape" xmlns:wpsCustomData="http://www.wps.cn/officeDocument/2013/wpsCustomData" mc:Ignorable="w14 w15 wp14">
-  <w:p>
-    <w:pPr>
-      <w:spacing w:line="229" w:lineRule="auto"/>
-      <w:ind w:left="4368"/>
-      <w:rPr>
-        <w:rFonts w:ascii="宋体" w:hAnsi="宋体" w:eastAsia="宋体" w:cs="宋体"/>
-        <w:sz w:val="18"/>
-        <w:szCs w:val="18"/>
-      </w:rPr>
-    </w:pPr>
-    <w:r>
-      <w:rPr>
-        <w:rFonts w:ascii="宋体" w:hAnsi="宋体" w:eastAsia="宋体" w:cs="宋体"/>
-        <w:spacing w:val="-10"/>
-        <w:sz w:val="18"/>
-        <w:szCs w:val="18"/>
-      </w:rPr>
-      <w:t>18</w:t>
-    </w:r>
-  </w:p>
-</w:ftr>
-</file>
-
-<file path=word/footer18.xml><?xml version="1.0" encoding="utf-8"?>
-<w:ftr xmlns:wpc="http://schemas.microsoft.com/office/word/2010/wordprocessingCanvas" xmlns:mc="http://schemas.openxmlformats.org/markup-compatibility/2006" xmlns:o="urn:schemas-microsoft-com:office:office" xmlns:r="http://schemas.openxmlformats.org/officeDocument/2006/relationships" xmlns:m="http://schemas.openxmlformats.org/officeDocument/2006/math" xmlns:v="urn:schemas-microsoft-com:vml" xmlns:wp14="http://schemas.microsoft.com/office/word/2010/wordprocessingDrawing" xmlns:wp="http://schemas.openxmlformats.org/drawingml/2006/wordprocessingDrawing" xmlns:w10="urn:schemas-microsoft-com:office:word" xmlns:w="http://schemas.openxmlformats.org/wordprocessingml/2006/main" xmlns:w14="http://schemas.microsoft.com/office/word/2010/wordml" xmlns:w15="http://schemas.microsoft.com/office/word/2012/wordml" xmlns:wpg="http://schemas.microsoft.com/office/word/2010/wordprocessingGroup" xmlns:wpi="http://schemas.microsoft.com/office/word/2010/wordprocessingInk" xmlns:wne="http://schemas.microsoft.com/office/word/2006/wordml" xmlns:wps="http://schemas.microsoft.com/office/word/2010/wordprocessingShape" xmlns:wpsCustomData="http://www.wps.cn/officeDocument/2013/wpsCustomData" mc:Ignorable="w14 w15 wp14">
-  <w:p>
-    <w:pPr>
-      <w:spacing w:line="229" w:lineRule="auto"/>
-      <w:ind w:left="4368"/>
-      <w:rPr>
-        <w:rFonts w:ascii="宋体" w:hAnsi="宋体" w:eastAsia="宋体" w:cs="宋体"/>
-        <w:sz w:val="18"/>
-        <w:szCs w:val="18"/>
-      </w:rPr>
-    </w:pPr>
-    <w:r>
-      <w:rPr>
-        <w:rFonts w:ascii="宋体" w:hAnsi="宋体" w:eastAsia="宋体" w:cs="宋体"/>
-        <w:spacing w:val="-10"/>
-        <w:sz w:val="18"/>
-        <w:szCs w:val="18"/>
-      </w:rPr>
-      <w:t>19</w:t>
-    </w:r>
-  </w:p>
-</w:ftr>
-</file>
-
-<file path=word/footer19.xml><?xml version="1.0" encoding="utf-8"?>
+<file path=word/footer12.xml><?xml version="1.0" encoding="utf-8"?>
 <w:ftr xmlns:wpc="http://schemas.microsoft.com/office/word/2010/wordprocessingCanvas" xmlns:mc="http://schemas.openxmlformats.org/markup-compatibility/2006" xmlns:o="urn:schemas-microsoft-com:office:office" xmlns:r="http://schemas.openxmlformats.org/officeDocument/2006/relationships" xmlns:m="http://schemas.openxmlformats.org/officeDocument/2006/math" xmlns:v="urn:schemas-microsoft-com:vml" xmlns:wp14="http://schemas.microsoft.com/office/word/2010/wordprocessingDrawing" xmlns:wp="http://schemas.openxmlformats.org/drawingml/2006/wordprocessingDrawing" xmlns:w10="urn:schemas-microsoft-com:office:word" xmlns:w="http://schemas.openxmlformats.org/wordprocessingml/2006/main" xmlns:w14="http://schemas.microsoft.com/office/word/2010/wordml" xmlns:w15="http://schemas.microsoft.com/office/word/2012/wordml" xmlns:wpg="http://schemas.microsoft.com/office/word/2010/wordprocessingGroup" xmlns:wpi="http://schemas.microsoft.com/office/word/2010/wordprocessingInk" xmlns:wne="http://schemas.microsoft.com/office/word/2006/wordml" xmlns:wps="http://schemas.microsoft.com/office/word/2010/wordprocessingShape" xmlns:wpsCustomData="http://www.wps.cn/officeDocument/2013/wpsCustomData" mc:Ignorable="w14 w15 wp14">
   <w:p>
     <w:pPr>
@@ -45590,6 +44560,181 @@
         <w:szCs w:val="18"/>
       </w:rPr>
       <w:t>20</w:t>
+    </w:r>
+  </w:p>
+</w:ftr>
+</file>
+
+<file path=word/footer13.xml><?xml version="1.0" encoding="utf-8"?>
+<w:ftr xmlns:wpc="http://schemas.microsoft.com/office/word/2010/wordprocessingCanvas" xmlns:mc="http://schemas.openxmlformats.org/markup-compatibility/2006" xmlns:o="urn:schemas-microsoft-com:office:office" xmlns:r="http://schemas.openxmlformats.org/officeDocument/2006/relationships" xmlns:m="http://schemas.openxmlformats.org/officeDocument/2006/math" xmlns:v="urn:schemas-microsoft-com:vml" xmlns:wp14="http://schemas.microsoft.com/office/word/2010/wordprocessingDrawing" xmlns:wp="http://schemas.openxmlformats.org/drawingml/2006/wordprocessingDrawing" xmlns:w10="urn:schemas-microsoft-com:office:word" xmlns:w="http://schemas.openxmlformats.org/wordprocessingml/2006/main" xmlns:w14="http://schemas.microsoft.com/office/word/2010/wordml" xmlns:w15="http://schemas.microsoft.com/office/word/2012/wordml" xmlns:wpg="http://schemas.microsoft.com/office/word/2010/wordprocessingGroup" xmlns:wpi="http://schemas.microsoft.com/office/word/2010/wordprocessingInk" xmlns:wne="http://schemas.microsoft.com/office/word/2006/wordml" xmlns:wps="http://schemas.microsoft.com/office/word/2010/wordprocessingShape" xmlns:wpsCustomData="http://www.wps.cn/officeDocument/2013/wpsCustomData" mc:Ignorable="w14 w15 wp14">
+  <w:p>
+    <w:pPr>
+      <w:spacing w:line="230" w:lineRule="auto"/>
+      <w:ind w:left="4324"/>
+      <w:rPr>
+        <w:rFonts w:ascii="宋体" w:hAnsi="宋体" w:eastAsia="宋体" w:cs="宋体"/>
+        <w:sz w:val="18"/>
+        <w:szCs w:val="18"/>
+      </w:rPr>
+    </w:pPr>
+    <w:r>
+      <w:rPr>
+        <w:rFonts w:ascii="宋体" w:hAnsi="宋体" w:eastAsia="宋体" w:cs="宋体"/>
+        <w:spacing w:val="-4"/>
+        <w:sz w:val="18"/>
+        <w:szCs w:val="18"/>
+      </w:rPr>
+      <w:t>21</w:t>
+    </w:r>
+  </w:p>
+</w:ftr>
+</file>
+
+<file path=word/footer14.xml><?xml version="1.0" encoding="utf-8"?>
+<w:ftr xmlns:wpc="http://schemas.microsoft.com/office/word/2010/wordprocessingCanvas" xmlns:mc="http://schemas.openxmlformats.org/markup-compatibility/2006" xmlns:o="urn:schemas-microsoft-com:office:office" xmlns:r="http://schemas.openxmlformats.org/officeDocument/2006/relationships" xmlns:m="http://schemas.openxmlformats.org/officeDocument/2006/math" xmlns:v="urn:schemas-microsoft-com:vml" xmlns:wp14="http://schemas.microsoft.com/office/word/2010/wordprocessingDrawing" xmlns:wp="http://schemas.openxmlformats.org/drawingml/2006/wordprocessingDrawing" xmlns:w10="urn:schemas-microsoft-com:office:word" xmlns:w="http://schemas.openxmlformats.org/wordprocessingml/2006/main" xmlns:w14="http://schemas.microsoft.com/office/word/2010/wordml" xmlns:w15="http://schemas.microsoft.com/office/word/2012/wordml" xmlns:wpg="http://schemas.microsoft.com/office/word/2010/wordprocessingGroup" xmlns:wpi="http://schemas.microsoft.com/office/word/2010/wordprocessingInk" xmlns:wne="http://schemas.microsoft.com/office/word/2006/wordml" xmlns:wps="http://schemas.microsoft.com/office/word/2010/wordprocessingShape" xmlns:wpsCustomData="http://www.wps.cn/officeDocument/2013/wpsCustomData" mc:Ignorable="w14 w15 wp14">
+  <w:p>
+    <w:pPr>
+      <w:spacing w:line="230" w:lineRule="auto"/>
+      <w:ind w:left="4324"/>
+      <w:rPr>
+        <w:rFonts w:ascii="宋体" w:hAnsi="宋体" w:eastAsia="宋体" w:cs="宋体"/>
+        <w:sz w:val="18"/>
+        <w:szCs w:val="18"/>
+      </w:rPr>
+    </w:pPr>
+    <w:r>
+      <w:rPr>
+        <w:rFonts w:ascii="宋体" w:hAnsi="宋体" w:eastAsia="宋体" w:cs="宋体"/>
+        <w:spacing w:val="-4"/>
+        <w:sz w:val="18"/>
+        <w:szCs w:val="18"/>
+      </w:rPr>
+      <w:t>22</w:t>
+    </w:r>
+  </w:p>
+</w:ftr>
+</file>
+
+<file path=word/footer15.xml><?xml version="1.0" encoding="utf-8"?>
+<w:ftr xmlns:wpc="http://schemas.microsoft.com/office/word/2010/wordprocessingCanvas" xmlns:mc="http://schemas.openxmlformats.org/markup-compatibility/2006" xmlns:o="urn:schemas-microsoft-com:office:office" xmlns:r="http://schemas.openxmlformats.org/officeDocument/2006/relationships" xmlns:m="http://schemas.openxmlformats.org/officeDocument/2006/math" xmlns:v="urn:schemas-microsoft-com:vml" xmlns:wp14="http://schemas.microsoft.com/office/word/2010/wordprocessingDrawing" xmlns:wp="http://schemas.openxmlformats.org/drawingml/2006/wordprocessingDrawing" xmlns:w10="urn:schemas-microsoft-com:office:word" xmlns:w="http://schemas.openxmlformats.org/wordprocessingml/2006/main" xmlns:w14="http://schemas.microsoft.com/office/word/2010/wordml" xmlns:w15="http://schemas.microsoft.com/office/word/2012/wordml" xmlns:wpg="http://schemas.microsoft.com/office/word/2010/wordprocessingGroup" xmlns:wpi="http://schemas.microsoft.com/office/word/2010/wordprocessingInk" xmlns:wne="http://schemas.microsoft.com/office/word/2006/wordml" xmlns:wps="http://schemas.microsoft.com/office/word/2010/wordprocessingShape" xmlns:wpsCustomData="http://www.wps.cn/officeDocument/2013/wpsCustomData" mc:Ignorable="w14 w15 wp14">
+  <w:p>
+    <w:pPr>
+      <w:spacing w:line="229" w:lineRule="auto"/>
+      <w:ind w:left="4324"/>
+      <w:rPr>
+        <w:rFonts w:ascii="宋体" w:hAnsi="宋体" w:eastAsia="宋体" w:cs="宋体"/>
+        <w:sz w:val="18"/>
+        <w:szCs w:val="18"/>
+      </w:rPr>
+    </w:pPr>
+    <w:r>
+      <w:rPr>
+        <w:rFonts w:ascii="宋体" w:hAnsi="宋体" w:eastAsia="宋体" w:cs="宋体"/>
+        <w:spacing w:val="-4"/>
+        <w:sz w:val="18"/>
+        <w:szCs w:val="18"/>
+      </w:rPr>
+      <w:t>23</w:t>
+    </w:r>
+  </w:p>
+</w:ftr>
+</file>
+
+<file path=word/footer16.xml><?xml version="1.0" encoding="utf-8"?>
+<w:ftr xmlns:wpc="http://schemas.microsoft.com/office/word/2010/wordprocessingCanvas" xmlns:mc="http://schemas.openxmlformats.org/markup-compatibility/2006" xmlns:o="urn:schemas-microsoft-com:office:office" xmlns:r="http://schemas.openxmlformats.org/officeDocument/2006/relationships" xmlns:m="http://schemas.openxmlformats.org/officeDocument/2006/math" xmlns:v="urn:schemas-microsoft-com:vml" xmlns:wp14="http://schemas.microsoft.com/office/word/2010/wordprocessingDrawing" xmlns:wp="http://schemas.openxmlformats.org/drawingml/2006/wordprocessingDrawing" xmlns:w10="urn:schemas-microsoft-com:office:word" xmlns:w="http://schemas.openxmlformats.org/wordprocessingml/2006/main" xmlns:w14="http://schemas.microsoft.com/office/word/2010/wordml" xmlns:w15="http://schemas.microsoft.com/office/word/2012/wordml" xmlns:wpg="http://schemas.microsoft.com/office/word/2010/wordprocessingGroup" xmlns:wpi="http://schemas.microsoft.com/office/word/2010/wordprocessingInk" xmlns:wne="http://schemas.microsoft.com/office/word/2006/wordml" xmlns:wps="http://schemas.microsoft.com/office/word/2010/wordprocessingShape" xmlns:wpsCustomData="http://www.wps.cn/officeDocument/2013/wpsCustomData" mc:Ignorable="w14 w15 wp14">
+  <w:p>
+    <w:pPr>
+      <w:spacing w:line="230" w:lineRule="auto"/>
+      <w:ind w:left="4494"/>
+      <w:rPr>
+        <w:rFonts w:ascii="宋体" w:hAnsi="宋体" w:eastAsia="宋体" w:cs="宋体"/>
+        <w:sz w:val="18"/>
+        <w:szCs w:val="18"/>
+      </w:rPr>
+    </w:pPr>
+    <w:r>
+      <w:rPr>
+        <w:rFonts w:ascii="宋体" w:hAnsi="宋体" w:eastAsia="宋体" w:cs="宋体"/>
+        <w:spacing w:val="-4"/>
+        <w:sz w:val="18"/>
+        <w:szCs w:val="18"/>
+      </w:rPr>
+      <w:t>24</w:t>
+    </w:r>
+  </w:p>
+</w:ftr>
+</file>
+
+<file path=word/footer17.xml><?xml version="1.0" encoding="utf-8"?>
+<w:ftr xmlns:wpc="http://schemas.microsoft.com/office/word/2010/wordprocessingCanvas" xmlns:mc="http://schemas.openxmlformats.org/markup-compatibility/2006" xmlns:o="urn:schemas-microsoft-com:office:office" xmlns:r="http://schemas.openxmlformats.org/officeDocument/2006/relationships" xmlns:m="http://schemas.openxmlformats.org/officeDocument/2006/math" xmlns:v="urn:schemas-microsoft-com:vml" xmlns:wp14="http://schemas.microsoft.com/office/word/2010/wordprocessingDrawing" xmlns:wp="http://schemas.openxmlformats.org/drawingml/2006/wordprocessingDrawing" xmlns:w10="urn:schemas-microsoft-com:office:word" xmlns:w="http://schemas.openxmlformats.org/wordprocessingml/2006/main" xmlns:w14="http://schemas.microsoft.com/office/word/2010/wordml" xmlns:w15="http://schemas.microsoft.com/office/word/2012/wordml" xmlns:wpg="http://schemas.microsoft.com/office/word/2010/wordprocessingGroup" xmlns:wpi="http://schemas.microsoft.com/office/word/2010/wordprocessingInk" xmlns:wne="http://schemas.microsoft.com/office/word/2006/wordml" xmlns:wps="http://schemas.microsoft.com/office/word/2010/wordprocessingShape" xmlns:wpsCustomData="http://www.wps.cn/officeDocument/2013/wpsCustomData" mc:Ignorable="w14 w15 wp14">
+  <w:p>
+    <w:pPr>
+      <w:spacing w:line="229" w:lineRule="auto"/>
+      <w:ind w:left="4324"/>
+      <w:rPr>
+        <w:rFonts w:ascii="宋体" w:hAnsi="宋体" w:eastAsia="宋体" w:cs="宋体"/>
+        <w:sz w:val="18"/>
+        <w:szCs w:val="18"/>
+      </w:rPr>
+    </w:pPr>
+    <w:r>
+      <w:rPr>
+        <w:rFonts w:ascii="宋体" w:hAnsi="宋体" w:eastAsia="宋体" w:cs="宋体"/>
+        <w:spacing w:val="-4"/>
+        <w:sz w:val="18"/>
+        <w:szCs w:val="18"/>
+      </w:rPr>
+      <w:t>25</w:t>
+    </w:r>
+  </w:p>
+</w:ftr>
+</file>
+
+<file path=word/footer18.xml><?xml version="1.0" encoding="utf-8"?>
+<w:ftr xmlns:wpc="http://schemas.microsoft.com/office/word/2010/wordprocessingCanvas" xmlns:mc="http://schemas.openxmlformats.org/markup-compatibility/2006" xmlns:o="urn:schemas-microsoft-com:office:office" xmlns:r="http://schemas.openxmlformats.org/officeDocument/2006/relationships" xmlns:m="http://schemas.openxmlformats.org/officeDocument/2006/math" xmlns:v="urn:schemas-microsoft-com:vml" xmlns:wp14="http://schemas.microsoft.com/office/word/2010/wordprocessingDrawing" xmlns:wp="http://schemas.openxmlformats.org/drawingml/2006/wordprocessingDrawing" xmlns:w10="urn:schemas-microsoft-com:office:word" xmlns:w="http://schemas.openxmlformats.org/wordprocessingml/2006/main" xmlns:w14="http://schemas.microsoft.com/office/word/2010/wordml" xmlns:w15="http://schemas.microsoft.com/office/word/2012/wordml" xmlns:wpg="http://schemas.microsoft.com/office/word/2010/wordprocessingGroup" xmlns:wpi="http://schemas.microsoft.com/office/word/2010/wordprocessingInk" xmlns:wne="http://schemas.microsoft.com/office/word/2006/wordml" xmlns:wps="http://schemas.microsoft.com/office/word/2010/wordprocessingShape" xmlns:wpsCustomData="http://www.wps.cn/officeDocument/2013/wpsCustomData" mc:Ignorable="w14 w15 wp14">
+  <w:p>
+    <w:pPr>
+      <w:spacing w:line="229" w:lineRule="auto"/>
+      <w:ind w:left="4324"/>
+      <w:rPr>
+        <w:rFonts w:ascii="宋体" w:hAnsi="宋体" w:eastAsia="宋体" w:cs="宋体"/>
+        <w:sz w:val="18"/>
+        <w:szCs w:val="18"/>
+      </w:rPr>
+    </w:pPr>
+    <w:r>
+      <w:rPr>
+        <w:rFonts w:ascii="宋体" w:hAnsi="宋体" w:eastAsia="宋体" w:cs="宋体"/>
+        <w:spacing w:val="-4"/>
+        <w:sz w:val="18"/>
+        <w:szCs w:val="18"/>
+      </w:rPr>
+      <w:t>26</w:t>
+    </w:r>
+  </w:p>
+</w:ftr>
+</file>
+
+<file path=word/footer19.xml><?xml version="1.0" encoding="utf-8"?>
+<w:ftr xmlns:wpc="http://schemas.microsoft.com/office/word/2010/wordprocessingCanvas" xmlns:mc="http://schemas.openxmlformats.org/markup-compatibility/2006" xmlns:o="urn:schemas-microsoft-com:office:office" xmlns:r="http://schemas.openxmlformats.org/officeDocument/2006/relationships" xmlns:m="http://schemas.openxmlformats.org/officeDocument/2006/math" xmlns:v="urn:schemas-microsoft-com:vml" xmlns:wp14="http://schemas.microsoft.com/office/word/2010/wordprocessingDrawing" xmlns:wp="http://schemas.openxmlformats.org/drawingml/2006/wordprocessingDrawing" xmlns:w10="urn:schemas-microsoft-com:office:word" xmlns:w="http://schemas.openxmlformats.org/wordprocessingml/2006/main" xmlns:w14="http://schemas.microsoft.com/office/word/2010/wordml" xmlns:w15="http://schemas.microsoft.com/office/word/2012/wordml" xmlns:wpg="http://schemas.microsoft.com/office/word/2010/wordprocessingGroup" xmlns:wpi="http://schemas.microsoft.com/office/word/2010/wordprocessingInk" xmlns:wne="http://schemas.microsoft.com/office/word/2006/wordml" xmlns:wps="http://schemas.microsoft.com/office/word/2010/wordprocessingShape" xmlns:wpsCustomData="http://www.wps.cn/officeDocument/2013/wpsCustomData" mc:Ignorable="w14 w15 wp14">
+  <w:p>
+    <w:pPr>
+      <w:spacing w:line="229" w:lineRule="auto"/>
+      <w:ind w:left="4324"/>
+      <w:rPr>
+        <w:rFonts w:ascii="宋体" w:hAnsi="宋体" w:eastAsia="宋体" w:cs="宋体"/>
+        <w:sz w:val="18"/>
+        <w:szCs w:val="18"/>
+      </w:rPr>
+    </w:pPr>
+    <w:r>
+      <w:rPr>
+        <w:rFonts w:ascii="宋体" w:hAnsi="宋体" w:eastAsia="宋体" w:cs="宋体"/>
+        <w:spacing w:val="-4"/>
+        <w:sz w:val="18"/>
+        <w:szCs w:val="18"/>
+      </w:rPr>
+      <w:t>28</w:t>
     </w:r>
   </w:p>
 </w:ftr>
@@ -45623,206 +44768,6 @@
 <w:ftr xmlns:wpc="http://schemas.microsoft.com/office/word/2010/wordprocessingCanvas" xmlns:mc="http://schemas.openxmlformats.org/markup-compatibility/2006" xmlns:o="urn:schemas-microsoft-com:office:office" xmlns:r="http://schemas.openxmlformats.org/officeDocument/2006/relationships" xmlns:m="http://schemas.openxmlformats.org/officeDocument/2006/math" xmlns:v="urn:schemas-microsoft-com:vml" xmlns:wp14="http://schemas.microsoft.com/office/word/2010/wordprocessingDrawing" xmlns:wp="http://schemas.openxmlformats.org/drawingml/2006/wordprocessingDrawing" xmlns:w10="urn:schemas-microsoft-com:office:word" xmlns:w="http://schemas.openxmlformats.org/wordprocessingml/2006/main" xmlns:w14="http://schemas.microsoft.com/office/word/2010/wordml" xmlns:w15="http://schemas.microsoft.com/office/word/2012/wordml" xmlns:wpg="http://schemas.microsoft.com/office/word/2010/wordprocessingGroup" xmlns:wpi="http://schemas.microsoft.com/office/word/2010/wordprocessingInk" xmlns:wne="http://schemas.microsoft.com/office/word/2006/wordml" xmlns:wps="http://schemas.microsoft.com/office/word/2010/wordprocessingShape" xmlns:wpsCustomData="http://www.wps.cn/officeDocument/2013/wpsCustomData" mc:Ignorable="w14 w15 wp14">
   <w:p>
     <w:pPr>
-      <w:spacing w:line="230" w:lineRule="auto"/>
-      <w:ind w:left="4324"/>
-      <w:rPr>
-        <w:rFonts w:ascii="宋体" w:hAnsi="宋体" w:eastAsia="宋体" w:cs="宋体"/>
-        <w:sz w:val="18"/>
-        <w:szCs w:val="18"/>
-      </w:rPr>
-    </w:pPr>
-    <w:r>
-      <w:rPr>
-        <w:rFonts w:ascii="宋体" w:hAnsi="宋体" w:eastAsia="宋体" w:cs="宋体"/>
-        <w:spacing w:val="-4"/>
-        <w:sz w:val="18"/>
-        <w:szCs w:val="18"/>
-      </w:rPr>
-      <w:t>21</w:t>
-    </w:r>
-  </w:p>
-</w:ftr>
-</file>
-
-<file path=word/footer21.xml><?xml version="1.0" encoding="utf-8"?>
-<w:ftr xmlns:wpc="http://schemas.microsoft.com/office/word/2010/wordprocessingCanvas" xmlns:mc="http://schemas.openxmlformats.org/markup-compatibility/2006" xmlns:o="urn:schemas-microsoft-com:office:office" xmlns:r="http://schemas.openxmlformats.org/officeDocument/2006/relationships" xmlns:m="http://schemas.openxmlformats.org/officeDocument/2006/math" xmlns:v="urn:schemas-microsoft-com:vml" xmlns:wp14="http://schemas.microsoft.com/office/word/2010/wordprocessingDrawing" xmlns:wp="http://schemas.openxmlformats.org/drawingml/2006/wordprocessingDrawing" xmlns:w10="urn:schemas-microsoft-com:office:word" xmlns:w="http://schemas.openxmlformats.org/wordprocessingml/2006/main" xmlns:w14="http://schemas.microsoft.com/office/word/2010/wordml" xmlns:w15="http://schemas.microsoft.com/office/word/2012/wordml" xmlns:wpg="http://schemas.microsoft.com/office/word/2010/wordprocessingGroup" xmlns:wpi="http://schemas.microsoft.com/office/word/2010/wordprocessingInk" xmlns:wne="http://schemas.microsoft.com/office/word/2006/wordml" xmlns:wps="http://schemas.microsoft.com/office/word/2010/wordprocessingShape" xmlns:wpsCustomData="http://www.wps.cn/officeDocument/2013/wpsCustomData" mc:Ignorable="w14 w15 wp14">
-  <w:p>
-    <w:pPr>
-      <w:spacing w:line="230" w:lineRule="auto"/>
-      <w:ind w:left="4324"/>
-      <w:rPr>
-        <w:rFonts w:ascii="宋体" w:hAnsi="宋体" w:eastAsia="宋体" w:cs="宋体"/>
-        <w:sz w:val="18"/>
-        <w:szCs w:val="18"/>
-      </w:rPr>
-    </w:pPr>
-    <w:r>
-      <w:rPr>
-        <w:rFonts w:ascii="宋体" w:hAnsi="宋体" w:eastAsia="宋体" w:cs="宋体"/>
-        <w:spacing w:val="-4"/>
-        <w:sz w:val="18"/>
-        <w:szCs w:val="18"/>
-      </w:rPr>
-      <w:t>22</w:t>
-    </w:r>
-  </w:p>
-</w:ftr>
-</file>
-
-<file path=word/footer22.xml><?xml version="1.0" encoding="utf-8"?>
-<w:ftr xmlns:wpc="http://schemas.microsoft.com/office/word/2010/wordprocessingCanvas" xmlns:mc="http://schemas.openxmlformats.org/markup-compatibility/2006" xmlns:o="urn:schemas-microsoft-com:office:office" xmlns:r="http://schemas.openxmlformats.org/officeDocument/2006/relationships" xmlns:m="http://schemas.openxmlformats.org/officeDocument/2006/math" xmlns:v="urn:schemas-microsoft-com:vml" xmlns:wp14="http://schemas.microsoft.com/office/word/2010/wordprocessingDrawing" xmlns:wp="http://schemas.openxmlformats.org/drawingml/2006/wordprocessingDrawing" xmlns:w10="urn:schemas-microsoft-com:office:word" xmlns:w="http://schemas.openxmlformats.org/wordprocessingml/2006/main" xmlns:w14="http://schemas.microsoft.com/office/word/2010/wordml" xmlns:w15="http://schemas.microsoft.com/office/word/2012/wordml" xmlns:wpg="http://schemas.microsoft.com/office/word/2010/wordprocessingGroup" xmlns:wpi="http://schemas.microsoft.com/office/word/2010/wordprocessingInk" xmlns:wne="http://schemas.microsoft.com/office/word/2006/wordml" xmlns:wps="http://schemas.microsoft.com/office/word/2010/wordprocessingShape" xmlns:wpsCustomData="http://www.wps.cn/officeDocument/2013/wpsCustomData" mc:Ignorable="w14 w15 wp14">
-  <w:p>
-    <w:pPr>
-      <w:spacing w:line="229" w:lineRule="auto"/>
-      <w:ind w:left="4324"/>
-      <w:rPr>
-        <w:rFonts w:ascii="宋体" w:hAnsi="宋体" w:eastAsia="宋体" w:cs="宋体"/>
-        <w:sz w:val="18"/>
-        <w:szCs w:val="18"/>
-      </w:rPr>
-    </w:pPr>
-    <w:r>
-      <w:rPr>
-        <w:rFonts w:ascii="宋体" w:hAnsi="宋体" w:eastAsia="宋体" w:cs="宋体"/>
-        <w:spacing w:val="-4"/>
-        <w:sz w:val="18"/>
-        <w:szCs w:val="18"/>
-      </w:rPr>
-      <w:t>23</w:t>
-    </w:r>
-  </w:p>
-</w:ftr>
-</file>
-
-<file path=word/footer23.xml><?xml version="1.0" encoding="utf-8"?>
-<w:ftr xmlns:wpc="http://schemas.microsoft.com/office/word/2010/wordprocessingCanvas" xmlns:mc="http://schemas.openxmlformats.org/markup-compatibility/2006" xmlns:o="urn:schemas-microsoft-com:office:office" xmlns:r="http://schemas.openxmlformats.org/officeDocument/2006/relationships" xmlns:m="http://schemas.openxmlformats.org/officeDocument/2006/math" xmlns:v="urn:schemas-microsoft-com:vml" xmlns:wp14="http://schemas.microsoft.com/office/word/2010/wordprocessingDrawing" xmlns:wp="http://schemas.openxmlformats.org/drawingml/2006/wordprocessingDrawing" xmlns:w10="urn:schemas-microsoft-com:office:word" xmlns:w="http://schemas.openxmlformats.org/wordprocessingml/2006/main" xmlns:w14="http://schemas.microsoft.com/office/word/2010/wordml" xmlns:w15="http://schemas.microsoft.com/office/word/2012/wordml" xmlns:wpg="http://schemas.microsoft.com/office/word/2010/wordprocessingGroup" xmlns:wpi="http://schemas.microsoft.com/office/word/2010/wordprocessingInk" xmlns:wne="http://schemas.microsoft.com/office/word/2006/wordml" xmlns:wps="http://schemas.microsoft.com/office/word/2010/wordprocessingShape" xmlns:wpsCustomData="http://www.wps.cn/officeDocument/2013/wpsCustomData" mc:Ignorable="w14 w15 wp14">
-  <w:p>
-    <w:pPr>
-      <w:spacing w:line="230" w:lineRule="auto"/>
-      <w:ind w:left="4494"/>
-      <w:rPr>
-        <w:rFonts w:ascii="宋体" w:hAnsi="宋体" w:eastAsia="宋体" w:cs="宋体"/>
-        <w:sz w:val="18"/>
-        <w:szCs w:val="18"/>
-      </w:rPr>
-    </w:pPr>
-    <w:r>
-      <w:rPr>
-        <w:rFonts w:ascii="宋体" w:hAnsi="宋体" w:eastAsia="宋体" w:cs="宋体"/>
-        <w:spacing w:val="-4"/>
-        <w:sz w:val="18"/>
-        <w:szCs w:val="18"/>
-      </w:rPr>
-      <w:t>24</w:t>
-    </w:r>
-  </w:p>
-</w:ftr>
-</file>
-
-<file path=word/footer24.xml><?xml version="1.0" encoding="utf-8"?>
-<w:ftr xmlns:wpc="http://schemas.microsoft.com/office/word/2010/wordprocessingCanvas" xmlns:mc="http://schemas.openxmlformats.org/markup-compatibility/2006" xmlns:o="urn:schemas-microsoft-com:office:office" xmlns:r="http://schemas.openxmlformats.org/officeDocument/2006/relationships" xmlns:m="http://schemas.openxmlformats.org/officeDocument/2006/math" xmlns:v="urn:schemas-microsoft-com:vml" xmlns:wp14="http://schemas.microsoft.com/office/word/2010/wordprocessingDrawing" xmlns:wp="http://schemas.openxmlformats.org/drawingml/2006/wordprocessingDrawing" xmlns:w10="urn:schemas-microsoft-com:office:word" xmlns:w="http://schemas.openxmlformats.org/wordprocessingml/2006/main" xmlns:w14="http://schemas.microsoft.com/office/word/2010/wordml" xmlns:w15="http://schemas.microsoft.com/office/word/2012/wordml" xmlns:wpg="http://schemas.microsoft.com/office/word/2010/wordprocessingGroup" xmlns:wpi="http://schemas.microsoft.com/office/word/2010/wordprocessingInk" xmlns:wne="http://schemas.microsoft.com/office/word/2006/wordml" xmlns:wps="http://schemas.microsoft.com/office/word/2010/wordprocessingShape" xmlns:wpsCustomData="http://www.wps.cn/officeDocument/2013/wpsCustomData" mc:Ignorable="w14 w15 wp14">
-  <w:p>
-    <w:pPr>
-      <w:spacing w:line="229" w:lineRule="auto"/>
-      <w:ind w:left="4324"/>
-      <w:rPr>
-        <w:rFonts w:ascii="宋体" w:hAnsi="宋体" w:eastAsia="宋体" w:cs="宋体"/>
-        <w:sz w:val="18"/>
-        <w:szCs w:val="18"/>
-      </w:rPr>
-    </w:pPr>
-    <w:r>
-      <w:rPr>
-        <w:rFonts w:ascii="宋体" w:hAnsi="宋体" w:eastAsia="宋体" w:cs="宋体"/>
-        <w:spacing w:val="-4"/>
-        <w:sz w:val="18"/>
-        <w:szCs w:val="18"/>
-      </w:rPr>
-      <w:t>25</w:t>
-    </w:r>
-  </w:p>
-</w:ftr>
-</file>
-
-<file path=word/footer25.xml><?xml version="1.0" encoding="utf-8"?>
-<w:ftr xmlns:wpc="http://schemas.microsoft.com/office/word/2010/wordprocessingCanvas" xmlns:mc="http://schemas.openxmlformats.org/markup-compatibility/2006" xmlns:o="urn:schemas-microsoft-com:office:office" xmlns:r="http://schemas.openxmlformats.org/officeDocument/2006/relationships" xmlns:m="http://schemas.openxmlformats.org/officeDocument/2006/math" xmlns:v="urn:schemas-microsoft-com:vml" xmlns:wp14="http://schemas.microsoft.com/office/word/2010/wordprocessingDrawing" xmlns:wp="http://schemas.openxmlformats.org/drawingml/2006/wordprocessingDrawing" xmlns:w10="urn:schemas-microsoft-com:office:word" xmlns:w="http://schemas.openxmlformats.org/wordprocessingml/2006/main" xmlns:w14="http://schemas.microsoft.com/office/word/2010/wordml" xmlns:w15="http://schemas.microsoft.com/office/word/2012/wordml" xmlns:wpg="http://schemas.microsoft.com/office/word/2010/wordprocessingGroup" xmlns:wpi="http://schemas.microsoft.com/office/word/2010/wordprocessingInk" xmlns:wne="http://schemas.microsoft.com/office/word/2006/wordml" xmlns:wps="http://schemas.microsoft.com/office/word/2010/wordprocessingShape" xmlns:wpsCustomData="http://www.wps.cn/officeDocument/2013/wpsCustomData" mc:Ignorable="w14 w15 wp14">
-  <w:p>
-    <w:pPr>
-      <w:spacing w:line="229" w:lineRule="auto"/>
-      <w:ind w:left="4324"/>
-      <w:rPr>
-        <w:rFonts w:ascii="宋体" w:hAnsi="宋体" w:eastAsia="宋体" w:cs="宋体"/>
-        <w:sz w:val="18"/>
-        <w:szCs w:val="18"/>
-      </w:rPr>
-    </w:pPr>
-    <w:r>
-      <w:rPr>
-        <w:rFonts w:ascii="宋体" w:hAnsi="宋体" w:eastAsia="宋体" w:cs="宋体"/>
-        <w:spacing w:val="-4"/>
-        <w:sz w:val="18"/>
-        <w:szCs w:val="18"/>
-      </w:rPr>
-      <w:t>26</w:t>
-    </w:r>
-  </w:p>
-</w:ftr>
-</file>
-
-<file path=word/footer26.xml><?xml version="1.0" encoding="utf-8"?>
-<w:ftr xmlns:wpc="http://schemas.microsoft.com/office/word/2010/wordprocessingCanvas" xmlns:mc="http://schemas.openxmlformats.org/markup-compatibility/2006" xmlns:o="urn:schemas-microsoft-com:office:office" xmlns:r="http://schemas.openxmlformats.org/officeDocument/2006/relationships" xmlns:m="http://schemas.openxmlformats.org/officeDocument/2006/math" xmlns:v="urn:schemas-microsoft-com:vml" xmlns:wp14="http://schemas.microsoft.com/office/word/2010/wordprocessingDrawing" xmlns:wp="http://schemas.openxmlformats.org/drawingml/2006/wordprocessingDrawing" xmlns:w10="urn:schemas-microsoft-com:office:word" xmlns:w="http://schemas.openxmlformats.org/wordprocessingml/2006/main" xmlns:w14="http://schemas.microsoft.com/office/word/2010/wordml" xmlns:w15="http://schemas.microsoft.com/office/word/2012/wordml" xmlns:wpg="http://schemas.microsoft.com/office/word/2010/wordprocessingGroup" xmlns:wpi="http://schemas.microsoft.com/office/word/2010/wordprocessingInk" xmlns:wne="http://schemas.microsoft.com/office/word/2006/wordml" xmlns:wps="http://schemas.microsoft.com/office/word/2010/wordprocessingShape" xmlns:wpsCustomData="http://www.wps.cn/officeDocument/2013/wpsCustomData" mc:Ignorable="w14 w15 wp14">
-  <w:p>
-    <w:pPr>
-      <w:spacing w:line="229" w:lineRule="auto"/>
-      <w:ind w:left="4324"/>
-      <w:rPr>
-        <w:rFonts w:ascii="宋体" w:hAnsi="宋体" w:eastAsia="宋体" w:cs="宋体"/>
-        <w:sz w:val="18"/>
-        <w:szCs w:val="18"/>
-      </w:rPr>
-    </w:pPr>
-    <w:r>
-      <w:rPr>
-        <w:rFonts w:ascii="宋体" w:hAnsi="宋体" w:eastAsia="宋体" w:cs="宋体"/>
-        <w:spacing w:val="-4"/>
-        <w:sz w:val="18"/>
-        <w:szCs w:val="18"/>
-      </w:rPr>
-      <w:t>27</w:t>
-    </w:r>
-  </w:p>
-</w:ftr>
-</file>
-
-<file path=word/footer27.xml><?xml version="1.0" encoding="utf-8"?>
-<w:ftr xmlns:wpc="http://schemas.microsoft.com/office/word/2010/wordprocessingCanvas" xmlns:mc="http://schemas.openxmlformats.org/markup-compatibility/2006" xmlns:o="urn:schemas-microsoft-com:office:office" xmlns:r="http://schemas.openxmlformats.org/officeDocument/2006/relationships" xmlns:m="http://schemas.openxmlformats.org/officeDocument/2006/math" xmlns:v="urn:schemas-microsoft-com:vml" xmlns:wp14="http://schemas.microsoft.com/office/word/2010/wordprocessingDrawing" xmlns:wp="http://schemas.openxmlformats.org/drawingml/2006/wordprocessingDrawing" xmlns:w10="urn:schemas-microsoft-com:office:word" xmlns:w="http://schemas.openxmlformats.org/wordprocessingml/2006/main" xmlns:w14="http://schemas.microsoft.com/office/word/2010/wordml" xmlns:w15="http://schemas.microsoft.com/office/word/2012/wordml" xmlns:wpg="http://schemas.microsoft.com/office/word/2010/wordprocessingGroup" xmlns:wpi="http://schemas.microsoft.com/office/word/2010/wordprocessingInk" xmlns:wne="http://schemas.microsoft.com/office/word/2006/wordml" xmlns:wps="http://schemas.microsoft.com/office/word/2010/wordprocessingShape" xmlns:wpsCustomData="http://www.wps.cn/officeDocument/2013/wpsCustomData" mc:Ignorable="w14 w15 wp14">
-  <w:p>
-    <w:pPr>
-      <w:spacing w:line="229" w:lineRule="auto"/>
-      <w:ind w:left="4324"/>
-      <w:rPr>
-        <w:rFonts w:ascii="宋体" w:hAnsi="宋体" w:eastAsia="宋体" w:cs="宋体"/>
-        <w:sz w:val="18"/>
-        <w:szCs w:val="18"/>
-      </w:rPr>
-    </w:pPr>
-    <w:r>
-      <w:rPr>
-        <w:rFonts w:ascii="宋体" w:hAnsi="宋体" w:eastAsia="宋体" w:cs="宋体"/>
-        <w:spacing w:val="-4"/>
-        <w:sz w:val="18"/>
-        <w:szCs w:val="18"/>
-      </w:rPr>
-      <w:t>28</w:t>
-    </w:r>
-  </w:p>
-</w:ftr>
-</file>
-
-<file path=word/footer28.xml><?xml version="1.0" encoding="utf-8"?>
-<w:ftr xmlns:wpc="http://schemas.microsoft.com/office/word/2010/wordprocessingCanvas" xmlns:mc="http://schemas.openxmlformats.org/markup-compatibility/2006" xmlns:o="urn:schemas-microsoft-com:office:office" xmlns:r="http://schemas.openxmlformats.org/officeDocument/2006/relationships" xmlns:m="http://schemas.openxmlformats.org/officeDocument/2006/math" xmlns:v="urn:schemas-microsoft-com:vml" xmlns:wp14="http://schemas.microsoft.com/office/word/2010/wordprocessingDrawing" xmlns:wp="http://schemas.openxmlformats.org/drawingml/2006/wordprocessingDrawing" xmlns:w10="urn:schemas-microsoft-com:office:word" xmlns:w="http://schemas.openxmlformats.org/wordprocessingml/2006/main" xmlns:w14="http://schemas.microsoft.com/office/word/2010/wordml" xmlns:w15="http://schemas.microsoft.com/office/word/2012/wordml" xmlns:wpg="http://schemas.microsoft.com/office/word/2010/wordprocessingGroup" xmlns:wpi="http://schemas.microsoft.com/office/word/2010/wordprocessingInk" xmlns:wne="http://schemas.microsoft.com/office/word/2006/wordml" xmlns:wps="http://schemas.microsoft.com/office/word/2010/wordprocessingShape" xmlns:wpsCustomData="http://www.wps.cn/officeDocument/2013/wpsCustomData" mc:Ignorable="w14 w15 wp14">
-  <w:p>
-    <w:pPr>
       <w:spacing w:line="229" w:lineRule="auto"/>
       <w:ind w:left="4324"/>
       <w:rPr>
@@ -45844,7 +44789,7 @@
 </w:ftr>
 </file>
 
-<file path=word/footer29.xml><?xml version="1.0" encoding="utf-8"?>
+<file path=word/footer21.xml><?xml version="1.0" encoding="utf-8"?>
 <w:ftr xmlns:wpc="http://schemas.microsoft.com/office/word/2010/wordprocessingCanvas" xmlns:mc="http://schemas.openxmlformats.org/markup-compatibility/2006" xmlns:o="urn:schemas-microsoft-com:office:office" xmlns:r="http://schemas.openxmlformats.org/officeDocument/2006/relationships" xmlns:m="http://schemas.openxmlformats.org/officeDocument/2006/math" xmlns:v="urn:schemas-microsoft-com:vml" xmlns:wp14="http://schemas.microsoft.com/office/word/2010/wordprocessingDrawing" xmlns:wp="http://schemas.openxmlformats.org/drawingml/2006/wordprocessingDrawing" xmlns:w10="urn:schemas-microsoft-com:office:word" xmlns:w="http://schemas.openxmlformats.org/wordprocessingml/2006/main" xmlns:w14="http://schemas.microsoft.com/office/word/2010/wordml" xmlns:w15="http://schemas.microsoft.com/office/word/2012/wordml" xmlns:wpg="http://schemas.microsoft.com/office/word/2010/wordprocessingGroup" xmlns:wpi="http://schemas.microsoft.com/office/word/2010/wordprocessingInk" xmlns:wne="http://schemas.microsoft.com/office/word/2006/wordml" xmlns:wps="http://schemas.microsoft.com/office/word/2010/wordprocessingShape" xmlns:wpsCustomData="http://www.wps.cn/officeDocument/2013/wpsCustomData" mc:Ignorable="w14 w15 wp14">
   <w:p>
     <w:pPr>
@@ -45869,31 +44814,7 @@
 </w:ftr>
 </file>
 
-<file path=word/footer3.xml><?xml version="1.0" encoding="utf-8"?>
-<w:ftr xmlns:wpc="http://schemas.microsoft.com/office/word/2010/wordprocessingCanvas" xmlns:mc="http://schemas.openxmlformats.org/markup-compatibility/2006" xmlns:o="urn:schemas-microsoft-com:office:office" xmlns:r="http://schemas.openxmlformats.org/officeDocument/2006/relationships" xmlns:m="http://schemas.openxmlformats.org/officeDocument/2006/math" xmlns:v="urn:schemas-microsoft-com:vml" xmlns:wp14="http://schemas.microsoft.com/office/word/2010/wordprocessingDrawing" xmlns:wp="http://schemas.openxmlformats.org/drawingml/2006/wordprocessingDrawing" xmlns:w10="urn:schemas-microsoft-com:office:word" xmlns:w="http://schemas.openxmlformats.org/wordprocessingml/2006/main" xmlns:w14="http://schemas.microsoft.com/office/word/2010/wordml" xmlns:w15="http://schemas.microsoft.com/office/word/2012/wordml" xmlns:wpg="http://schemas.microsoft.com/office/word/2010/wordprocessingGroup" xmlns:wpi="http://schemas.microsoft.com/office/word/2010/wordprocessingInk" xmlns:wne="http://schemas.microsoft.com/office/word/2006/wordml" xmlns:wps="http://schemas.microsoft.com/office/word/2010/wordprocessingShape" xmlns:wpsCustomData="http://www.wps.cn/officeDocument/2013/wpsCustomData" mc:Ignorable="w14 w15 wp14">
-  <w:p>
-    <w:pPr>
-      <w:spacing w:line="229" w:lineRule="auto"/>
-      <w:ind w:left="4232"/>
-      <w:rPr>
-        <w:rFonts w:ascii="宋体" w:hAnsi="宋体" w:eastAsia="宋体" w:cs="宋体"/>
-        <w:sz w:val="18"/>
-        <w:szCs w:val="18"/>
-      </w:rPr>
-    </w:pPr>
-    <w:r>
-      <w:rPr>
-        <w:rFonts w:ascii="宋体" w:hAnsi="宋体" w:eastAsia="宋体" w:cs="宋体"/>
-        <w:sz w:val="18"/>
-        <w:szCs w:val="18"/>
-      </w:rPr>
-      <w:t>3</w:t>
-    </w:r>
-  </w:p>
-</w:ftr>
-</file>
-
-<file path=word/footer30.xml><?xml version="1.0" encoding="utf-8"?>
+<file path=word/footer22.xml><?xml version="1.0" encoding="utf-8"?>
 <w:ftr xmlns:wpc="http://schemas.microsoft.com/office/word/2010/wordprocessingCanvas" xmlns:mc="http://schemas.openxmlformats.org/markup-compatibility/2006" xmlns:o="urn:schemas-microsoft-com:office:office" xmlns:r="http://schemas.openxmlformats.org/officeDocument/2006/relationships" xmlns:m="http://schemas.openxmlformats.org/officeDocument/2006/math" xmlns:v="urn:schemas-microsoft-com:vml" xmlns:wp14="http://schemas.microsoft.com/office/word/2010/wordprocessingDrawing" xmlns:wp="http://schemas.openxmlformats.org/drawingml/2006/wordprocessingDrawing" xmlns:w10="urn:schemas-microsoft-com:office:word" xmlns:w="http://schemas.openxmlformats.org/wordprocessingml/2006/main" xmlns:w14="http://schemas.microsoft.com/office/word/2010/wordml" xmlns:w15="http://schemas.microsoft.com/office/word/2012/wordml" xmlns:wpg="http://schemas.microsoft.com/office/word/2010/wordprocessingGroup" xmlns:wpi="http://schemas.microsoft.com/office/word/2010/wordprocessingInk" xmlns:wne="http://schemas.microsoft.com/office/word/2006/wordml" xmlns:wps="http://schemas.microsoft.com/office/word/2010/wordprocessingShape" xmlns:wpsCustomData="http://www.wps.cn/officeDocument/2013/wpsCustomData" mc:Ignorable="w14 w15 wp14">
   <w:p>
     <w:pPr>
@@ -45918,7 +44839,7 @@
 </w:ftr>
 </file>
 
-<file path=word/footer31.xml><?xml version="1.0" encoding="utf-8"?>
+<file path=word/footer23.xml><?xml version="1.0" encoding="utf-8"?>
 <w:ftr xmlns:wpc="http://schemas.microsoft.com/office/word/2010/wordprocessingCanvas" xmlns:mc="http://schemas.openxmlformats.org/markup-compatibility/2006" xmlns:o="urn:schemas-microsoft-com:office:office" xmlns:r="http://schemas.openxmlformats.org/officeDocument/2006/relationships" xmlns:m="http://schemas.openxmlformats.org/officeDocument/2006/math" xmlns:v="urn:schemas-microsoft-com:vml" xmlns:wp14="http://schemas.microsoft.com/office/word/2010/wordprocessingDrawing" xmlns:wp="http://schemas.openxmlformats.org/drawingml/2006/wordprocessingDrawing" xmlns:w10="urn:schemas-microsoft-com:office:word" xmlns:w="http://schemas.openxmlformats.org/wordprocessingml/2006/main" xmlns:w14="http://schemas.microsoft.com/office/word/2010/wordml" xmlns:w15="http://schemas.microsoft.com/office/word/2012/wordml" xmlns:wpg="http://schemas.microsoft.com/office/word/2010/wordprocessingGroup" xmlns:wpi="http://schemas.microsoft.com/office/word/2010/wordprocessingInk" xmlns:wne="http://schemas.microsoft.com/office/word/2006/wordml" xmlns:wps="http://schemas.microsoft.com/office/word/2010/wordprocessingShape" xmlns:wpsCustomData="http://www.wps.cn/officeDocument/2013/wpsCustomData" mc:Ignorable="w14 w15 wp14">
   <w:p>
     <w:pPr>
@@ -45943,7 +44864,7 @@
 </w:ftr>
 </file>
 
-<file path=word/footer32.xml><?xml version="1.0" encoding="utf-8"?>
+<file path=word/footer24.xml><?xml version="1.0" encoding="utf-8"?>
 <w:ftr xmlns:wpc="http://schemas.microsoft.com/office/word/2010/wordprocessingCanvas" xmlns:mc="http://schemas.openxmlformats.org/markup-compatibility/2006" xmlns:o="urn:schemas-microsoft-com:office:office" xmlns:r="http://schemas.openxmlformats.org/officeDocument/2006/relationships" xmlns:m="http://schemas.openxmlformats.org/officeDocument/2006/math" xmlns:v="urn:schemas-microsoft-com:vml" xmlns:wp14="http://schemas.microsoft.com/office/word/2010/wordprocessingDrawing" xmlns:wp="http://schemas.openxmlformats.org/drawingml/2006/wordprocessingDrawing" xmlns:w10="urn:schemas-microsoft-com:office:word" xmlns:w="http://schemas.openxmlformats.org/wordprocessingml/2006/main" xmlns:w14="http://schemas.microsoft.com/office/word/2010/wordml" xmlns:w15="http://schemas.microsoft.com/office/word/2012/wordml" xmlns:wpg="http://schemas.microsoft.com/office/word/2010/wordprocessingGroup" xmlns:wpi="http://schemas.microsoft.com/office/word/2010/wordprocessingInk" xmlns:wne="http://schemas.microsoft.com/office/word/2006/wordml" xmlns:wps="http://schemas.microsoft.com/office/word/2010/wordprocessingShape" xmlns:wpsCustomData="http://www.wps.cn/officeDocument/2013/wpsCustomData" mc:Ignorable="w14 w15 wp14">
   <w:p>
     <w:pPr>
@@ -45968,7 +44889,7 @@
 </w:ftr>
 </file>
 
-<file path=word/footer33.xml><?xml version="1.0" encoding="utf-8"?>
+<file path=word/footer25.xml><?xml version="1.0" encoding="utf-8"?>
 <w:ftr xmlns:wpc="http://schemas.microsoft.com/office/word/2010/wordprocessingCanvas" xmlns:mc="http://schemas.openxmlformats.org/markup-compatibility/2006" xmlns:o="urn:schemas-microsoft-com:office:office" xmlns:r="http://schemas.openxmlformats.org/officeDocument/2006/relationships" xmlns:m="http://schemas.openxmlformats.org/officeDocument/2006/math" xmlns:v="urn:schemas-microsoft-com:vml" xmlns:wp14="http://schemas.microsoft.com/office/word/2010/wordprocessingDrawing" xmlns:wp="http://schemas.openxmlformats.org/drawingml/2006/wordprocessingDrawing" xmlns:w10="urn:schemas-microsoft-com:office:word" xmlns:w="http://schemas.openxmlformats.org/wordprocessingml/2006/main" xmlns:w14="http://schemas.microsoft.com/office/word/2010/wordml" xmlns:w15="http://schemas.microsoft.com/office/word/2012/wordml" xmlns:wpg="http://schemas.microsoft.com/office/word/2010/wordprocessingGroup" xmlns:wpi="http://schemas.microsoft.com/office/word/2010/wordprocessingInk" xmlns:wne="http://schemas.microsoft.com/office/word/2006/wordml" xmlns:wps="http://schemas.microsoft.com/office/word/2010/wordprocessingShape" xmlns:wpsCustomData="http://www.wps.cn/officeDocument/2013/wpsCustomData" mc:Ignorable="w14 w15 wp14">
   <w:p>
     <w:pPr>
@@ -45988,6 +44909,30 @@
         <w:szCs w:val="18"/>
       </w:rPr>
       <w:t>34</w:t>
+    </w:r>
+  </w:p>
+</w:ftr>
+</file>
+
+<file path=word/footer3.xml><?xml version="1.0" encoding="utf-8"?>
+<w:ftr xmlns:wpc="http://schemas.microsoft.com/office/word/2010/wordprocessingCanvas" xmlns:mc="http://schemas.openxmlformats.org/markup-compatibility/2006" xmlns:o="urn:schemas-microsoft-com:office:office" xmlns:r="http://schemas.openxmlformats.org/officeDocument/2006/relationships" xmlns:m="http://schemas.openxmlformats.org/officeDocument/2006/math" xmlns:v="urn:schemas-microsoft-com:vml" xmlns:wp14="http://schemas.microsoft.com/office/word/2010/wordprocessingDrawing" xmlns:wp="http://schemas.openxmlformats.org/drawingml/2006/wordprocessingDrawing" xmlns:w10="urn:schemas-microsoft-com:office:word" xmlns:w="http://schemas.openxmlformats.org/wordprocessingml/2006/main" xmlns:w14="http://schemas.microsoft.com/office/word/2010/wordml" xmlns:w15="http://schemas.microsoft.com/office/word/2012/wordml" xmlns:wpg="http://schemas.microsoft.com/office/word/2010/wordprocessingGroup" xmlns:wpi="http://schemas.microsoft.com/office/word/2010/wordprocessingInk" xmlns:wne="http://schemas.microsoft.com/office/word/2006/wordml" xmlns:wps="http://schemas.microsoft.com/office/word/2010/wordprocessingShape" xmlns:wpsCustomData="http://www.wps.cn/officeDocument/2013/wpsCustomData" mc:Ignorable="w14 w15 wp14">
+  <w:p>
+    <w:pPr>
+      <w:spacing w:line="229" w:lineRule="auto"/>
+      <w:ind w:left="4232"/>
+      <w:rPr>
+        <w:rFonts w:ascii="宋体" w:hAnsi="宋体" w:eastAsia="宋体" w:cs="宋体"/>
+        <w:sz w:val="18"/>
+        <w:szCs w:val="18"/>
+      </w:rPr>
+    </w:pPr>
+    <w:r>
+      <w:rPr>
+        <w:rFonts w:ascii="宋体" w:hAnsi="宋体" w:eastAsia="宋体" w:cs="宋体"/>
+        <w:sz w:val="18"/>
+        <w:szCs w:val="18"/>
+      </w:rPr>
+      <w:t>3</w:t>
     </w:r>
   </w:p>
 </w:ftr>
@@ -46022,102 +44967,6 @@
   <w:p>
     <w:pPr>
       <w:spacing w:line="229" w:lineRule="auto"/>
-      <w:ind w:left="4231"/>
-      <w:rPr>
-        <w:rFonts w:ascii="宋体" w:hAnsi="宋体" w:eastAsia="宋体" w:cs="宋体"/>
-        <w:sz w:val="18"/>
-        <w:szCs w:val="18"/>
-      </w:rPr>
-    </w:pPr>
-    <w:r>
-      <w:rPr>
-        <w:rFonts w:ascii="宋体" w:hAnsi="宋体" w:eastAsia="宋体" w:cs="宋体"/>
-        <w:sz w:val="18"/>
-        <w:szCs w:val="18"/>
-      </w:rPr>
-      <w:t>6</w:t>
-    </w:r>
-  </w:p>
-</w:ftr>
-</file>
-
-<file path=word/footer6.xml><?xml version="1.0" encoding="utf-8"?>
-<w:ftr xmlns:wpc="http://schemas.microsoft.com/office/word/2010/wordprocessingCanvas" xmlns:mc="http://schemas.openxmlformats.org/markup-compatibility/2006" xmlns:o="urn:schemas-microsoft-com:office:office" xmlns:r="http://schemas.openxmlformats.org/officeDocument/2006/relationships" xmlns:m="http://schemas.openxmlformats.org/officeDocument/2006/math" xmlns:v="urn:schemas-microsoft-com:vml" xmlns:wp14="http://schemas.microsoft.com/office/word/2010/wordprocessingDrawing" xmlns:wp="http://schemas.openxmlformats.org/drawingml/2006/wordprocessingDrawing" xmlns:w10="urn:schemas-microsoft-com:office:word" xmlns:w="http://schemas.openxmlformats.org/wordprocessingml/2006/main" xmlns:w14="http://schemas.microsoft.com/office/word/2010/wordml" xmlns:w15="http://schemas.microsoft.com/office/word/2012/wordml" xmlns:wpg="http://schemas.microsoft.com/office/word/2010/wordprocessingGroup" xmlns:wpi="http://schemas.microsoft.com/office/word/2010/wordprocessingInk" xmlns:wne="http://schemas.microsoft.com/office/word/2006/wordml" xmlns:wps="http://schemas.microsoft.com/office/word/2010/wordprocessingShape" xmlns:wpsCustomData="http://www.wps.cn/officeDocument/2013/wpsCustomData" mc:Ignorable="w14 w15 wp14">
-  <w:p>
-    <w:pPr>
-      <w:spacing w:line="229" w:lineRule="auto"/>
-      <w:ind w:left="4234"/>
-      <w:rPr>
-        <w:rFonts w:ascii="宋体" w:hAnsi="宋体" w:eastAsia="宋体" w:cs="宋体"/>
-        <w:sz w:val="18"/>
-        <w:szCs w:val="18"/>
-      </w:rPr>
-    </w:pPr>
-    <w:r>
-      <w:rPr>
-        <w:rFonts w:ascii="宋体" w:hAnsi="宋体" w:eastAsia="宋体" w:cs="宋体"/>
-        <w:sz w:val="18"/>
-        <w:szCs w:val="18"/>
-      </w:rPr>
-      <w:t>7</w:t>
-    </w:r>
-  </w:p>
-</w:ftr>
-</file>
-
-<file path=word/footer7.xml><?xml version="1.0" encoding="utf-8"?>
-<w:ftr xmlns:wpc="http://schemas.microsoft.com/office/word/2010/wordprocessingCanvas" xmlns:mc="http://schemas.openxmlformats.org/markup-compatibility/2006" xmlns:o="urn:schemas-microsoft-com:office:office" xmlns:r="http://schemas.openxmlformats.org/officeDocument/2006/relationships" xmlns:m="http://schemas.openxmlformats.org/officeDocument/2006/math" xmlns:v="urn:schemas-microsoft-com:vml" xmlns:wp14="http://schemas.microsoft.com/office/word/2010/wordprocessingDrawing" xmlns:wp="http://schemas.openxmlformats.org/drawingml/2006/wordprocessingDrawing" xmlns:w10="urn:schemas-microsoft-com:office:word" xmlns:w="http://schemas.openxmlformats.org/wordprocessingml/2006/main" xmlns:w14="http://schemas.microsoft.com/office/word/2010/wordml" xmlns:w15="http://schemas.microsoft.com/office/word/2012/wordml" xmlns:wpg="http://schemas.microsoft.com/office/word/2010/wordprocessingGroup" xmlns:wpi="http://schemas.microsoft.com/office/word/2010/wordprocessingInk" xmlns:wne="http://schemas.microsoft.com/office/word/2006/wordml" xmlns:wps="http://schemas.microsoft.com/office/word/2010/wordprocessingShape" xmlns:wpsCustomData="http://www.wps.cn/officeDocument/2013/wpsCustomData" mc:Ignorable="w14 w15 wp14">
-  <w:p>
-    <w:pPr>
-      <w:spacing w:line="229" w:lineRule="auto"/>
-      <w:ind w:left="4231"/>
-      <w:rPr>
-        <w:rFonts w:ascii="宋体" w:hAnsi="宋体" w:eastAsia="宋体" w:cs="宋体"/>
-        <w:sz w:val="18"/>
-        <w:szCs w:val="18"/>
-      </w:rPr>
-    </w:pPr>
-    <w:r>
-      <w:rPr>
-        <w:rFonts w:ascii="宋体" w:hAnsi="宋体" w:eastAsia="宋体" w:cs="宋体"/>
-        <w:sz w:val="18"/>
-        <w:szCs w:val="18"/>
-      </w:rPr>
-      <w:t>8</w:t>
-    </w:r>
-  </w:p>
-</w:ftr>
-</file>
-
-<file path=word/footer8.xml><?xml version="1.0" encoding="utf-8"?>
-<w:ftr xmlns:wpc="http://schemas.microsoft.com/office/word/2010/wordprocessingCanvas" xmlns:mc="http://schemas.openxmlformats.org/markup-compatibility/2006" xmlns:o="urn:schemas-microsoft-com:office:office" xmlns:r="http://schemas.openxmlformats.org/officeDocument/2006/relationships" xmlns:m="http://schemas.openxmlformats.org/officeDocument/2006/math" xmlns:v="urn:schemas-microsoft-com:vml" xmlns:wp14="http://schemas.microsoft.com/office/word/2010/wordprocessingDrawing" xmlns:wp="http://schemas.openxmlformats.org/drawingml/2006/wordprocessingDrawing" xmlns:w10="urn:schemas-microsoft-com:office:word" xmlns:w="http://schemas.openxmlformats.org/wordprocessingml/2006/main" xmlns:w14="http://schemas.microsoft.com/office/word/2010/wordml" xmlns:w15="http://schemas.microsoft.com/office/word/2012/wordml" xmlns:wpg="http://schemas.microsoft.com/office/word/2010/wordprocessingGroup" xmlns:wpi="http://schemas.microsoft.com/office/word/2010/wordprocessingInk" xmlns:wne="http://schemas.microsoft.com/office/word/2006/wordml" xmlns:wps="http://schemas.microsoft.com/office/word/2010/wordprocessingShape" xmlns:wpsCustomData="http://www.wps.cn/officeDocument/2013/wpsCustomData" mc:Ignorable="w14 w15 wp14">
-  <w:p>
-    <w:pPr>
-      <w:spacing w:line="229" w:lineRule="auto"/>
-      <w:ind w:left="4229"/>
-      <w:rPr>
-        <w:rFonts w:ascii="宋体" w:hAnsi="宋体" w:eastAsia="宋体" w:cs="宋体"/>
-        <w:sz w:val="18"/>
-        <w:szCs w:val="18"/>
-      </w:rPr>
-    </w:pPr>
-    <w:r>
-      <w:rPr>
-        <w:rFonts w:ascii="宋体" w:hAnsi="宋体" w:eastAsia="宋体" w:cs="宋体"/>
-        <w:sz w:val="18"/>
-        <w:szCs w:val="18"/>
-      </w:rPr>
-      <w:t>9</w:t>
-    </w:r>
-  </w:p>
-</w:ftr>
-</file>
-
-<file path=word/footer9.xml><?xml version="1.0" encoding="utf-8"?>
-<w:ftr xmlns:wpc="http://schemas.microsoft.com/office/word/2010/wordprocessingCanvas" xmlns:mc="http://schemas.openxmlformats.org/markup-compatibility/2006" xmlns:o="urn:schemas-microsoft-com:office:office" xmlns:r="http://schemas.openxmlformats.org/officeDocument/2006/relationships" xmlns:m="http://schemas.openxmlformats.org/officeDocument/2006/math" xmlns:v="urn:schemas-microsoft-com:vml" xmlns:wp14="http://schemas.microsoft.com/office/word/2010/wordprocessingDrawing" xmlns:wp="http://schemas.openxmlformats.org/drawingml/2006/wordprocessingDrawing" xmlns:w10="urn:schemas-microsoft-com:office:word" xmlns:w="http://schemas.openxmlformats.org/wordprocessingml/2006/main" xmlns:w14="http://schemas.microsoft.com/office/word/2010/wordml" xmlns:w15="http://schemas.microsoft.com/office/word/2012/wordml" xmlns:wpg="http://schemas.microsoft.com/office/word/2010/wordprocessingGroup" xmlns:wpi="http://schemas.microsoft.com/office/word/2010/wordprocessingInk" xmlns:wne="http://schemas.microsoft.com/office/word/2006/wordml" xmlns:wps="http://schemas.microsoft.com/office/word/2010/wordprocessingShape" xmlns:wpsCustomData="http://www.wps.cn/officeDocument/2013/wpsCustomData" mc:Ignorable="w14 w15 wp14">
-  <w:p>
-    <w:pPr>
-      <w:spacing w:line="229" w:lineRule="auto"/>
       <w:ind w:left="5347"/>
       <w:rPr>
         <w:rFonts w:ascii="宋体" w:hAnsi="宋体" w:eastAsia="宋体" w:cs="宋体"/>
@@ -46138,6 +44987,106 @@
 </w:ftr>
 </file>
 
+<file path=word/footer6.xml><?xml version="1.0" encoding="utf-8"?>
+<w:ftr xmlns:wpc="http://schemas.microsoft.com/office/word/2010/wordprocessingCanvas" xmlns:mc="http://schemas.openxmlformats.org/markup-compatibility/2006" xmlns:o="urn:schemas-microsoft-com:office:office" xmlns:r="http://schemas.openxmlformats.org/officeDocument/2006/relationships" xmlns:m="http://schemas.openxmlformats.org/officeDocument/2006/math" xmlns:v="urn:schemas-microsoft-com:vml" xmlns:wp14="http://schemas.microsoft.com/office/word/2010/wordprocessingDrawing" xmlns:wp="http://schemas.openxmlformats.org/drawingml/2006/wordprocessingDrawing" xmlns:w10="urn:schemas-microsoft-com:office:word" xmlns:w="http://schemas.openxmlformats.org/wordprocessingml/2006/main" xmlns:w14="http://schemas.microsoft.com/office/word/2010/wordml" xmlns:w15="http://schemas.microsoft.com/office/word/2012/wordml" xmlns:wpg="http://schemas.microsoft.com/office/word/2010/wordprocessingGroup" xmlns:wpi="http://schemas.microsoft.com/office/word/2010/wordprocessingInk" xmlns:wne="http://schemas.microsoft.com/office/word/2006/wordml" xmlns:wps="http://schemas.microsoft.com/office/word/2010/wordprocessingShape" xmlns:wpsCustomData="http://www.wps.cn/officeDocument/2013/wpsCustomData" mc:Ignorable="w14 w15 wp14">
+  <w:p>
+    <w:pPr>
+      <w:spacing w:line="230" w:lineRule="auto"/>
+      <w:ind w:left="5347"/>
+      <w:rPr>
+        <w:rFonts w:ascii="宋体" w:hAnsi="宋体" w:eastAsia="宋体" w:cs="宋体"/>
+        <w:sz w:val="18"/>
+        <w:szCs w:val="18"/>
+      </w:rPr>
+    </w:pPr>
+    <w:r>
+      <w:rPr>
+        <w:rFonts w:ascii="宋体" w:hAnsi="宋体" w:eastAsia="宋体" w:cs="宋体"/>
+        <w:spacing w:val="-10"/>
+        <w:sz w:val="18"/>
+        <w:szCs w:val="18"/>
+      </w:rPr>
+      <w:t>11</w:t>
+    </w:r>
+  </w:p>
+</w:ftr>
+</file>
+
+<file path=word/footer7.xml><?xml version="1.0" encoding="utf-8"?>
+<w:ftr xmlns:wpc="http://schemas.microsoft.com/office/word/2010/wordprocessingCanvas" xmlns:mc="http://schemas.openxmlformats.org/markup-compatibility/2006" xmlns:o="urn:schemas-microsoft-com:office:office" xmlns:r="http://schemas.openxmlformats.org/officeDocument/2006/relationships" xmlns:m="http://schemas.openxmlformats.org/officeDocument/2006/math" xmlns:v="urn:schemas-microsoft-com:vml" xmlns:wp14="http://schemas.microsoft.com/office/word/2010/wordprocessingDrawing" xmlns:wp="http://schemas.openxmlformats.org/drawingml/2006/wordprocessingDrawing" xmlns:w10="urn:schemas-microsoft-com:office:word" xmlns:w="http://schemas.openxmlformats.org/wordprocessingml/2006/main" xmlns:w14="http://schemas.microsoft.com/office/word/2010/wordml" xmlns:w15="http://schemas.microsoft.com/office/word/2012/wordml" xmlns:wpg="http://schemas.microsoft.com/office/word/2010/wordprocessingGroup" xmlns:wpi="http://schemas.microsoft.com/office/word/2010/wordprocessingInk" xmlns:wne="http://schemas.microsoft.com/office/word/2006/wordml" xmlns:wps="http://schemas.microsoft.com/office/word/2010/wordprocessingShape" xmlns:wpsCustomData="http://www.wps.cn/officeDocument/2013/wpsCustomData" mc:Ignorable="w14 w15 wp14">
+  <w:p>
+    <w:pPr>
+      <w:spacing w:line="230" w:lineRule="auto"/>
+      <w:ind w:left="5379"/>
+      <w:rPr>
+        <w:rFonts w:ascii="宋体" w:hAnsi="宋体" w:eastAsia="宋体" w:cs="宋体"/>
+        <w:sz w:val="18"/>
+        <w:szCs w:val="18"/>
+      </w:rPr>
+    </w:pPr>
+    <w:r>
+      <w:rPr>
+        <w:rFonts w:ascii="宋体" w:hAnsi="宋体" w:eastAsia="宋体" w:cs="宋体"/>
+        <w:spacing w:val="-10"/>
+        <w:sz w:val="18"/>
+        <w:szCs w:val="18"/>
+      </w:rPr>
+      <w:t>12</w:t>
+    </w:r>
+  </w:p>
+</w:ftr>
+</file>
+
+<file path=word/footer8.xml><?xml version="1.0" encoding="utf-8"?>
+<w:ftr xmlns:wpc="http://schemas.microsoft.com/office/word/2010/wordprocessingCanvas" xmlns:mc="http://schemas.openxmlformats.org/markup-compatibility/2006" xmlns:o="urn:schemas-microsoft-com:office:office" xmlns:r="http://schemas.openxmlformats.org/officeDocument/2006/relationships" xmlns:m="http://schemas.openxmlformats.org/officeDocument/2006/math" xmlns:v="urn:schemas-microsoft-com:vml" xmlns:wp14="http://schemas.microsoft.com/office/word/2010/wordprocessingDrawing" xmlns:wp="http://schemas.openxmlformats.org/drawingml/2006/wordprocessingDrawing" xmlns:w10="urn:schemas-microsoft-com:office:word" xmlns:w="http://schemas.openxmlformats.org/wordprocessingml/2006/main" xmlns:w14="http://schemas.microsoft.com/office/word/2010/wordml" xmlns:w15="http://schemas.microsoft.com/office/word/2012/wordml" xmlns:wpg="http://schemas.microsoft.com/office/word/2010/wordprocessingGroup" xmlns:wpi="http://schemas.microsoft.com/office/word/2010/wordprocessingInk" xmlns:wne="http://schemas.microsoft.com/office/word/2006/wordml" xmlns:wps="http://schemas.microsoft.com/office/word/2010/wordprocessingShape" xmlns:wpsCustomData="http://www.wps.cn/officeDocument/2013/wpsCustomData" mc:Ignorable="w14 w15 wp14">
+  <w:p>
+    <w:pPr>
+      <w:spacing w:line="229" w:lineRule="auto"/>
+      <w:ind w:left="5379"/>
+      <w:rPr>
+        <w:rFonts w:ascii="宋体" w:hAnsi="宋体" w:eastAsia="宋体" w:cs="宋体"/>
+        <w:sz w:val="18"/>
+        <w:szCs w:val="18"/>
+      </w:rPr>
+    </w:pPr>
+    <w:r>
+      <w:rPr>
+        <w:rFonts w:ascii="宋体" w:hAnsi="宋体" w:eastAsia="宋体" w:cs="宋体"/>
+        <w:spacing w:val="-10"/>
+        <w:sz w:val="18"/>
+        <w:szCs w:val="18"/>
+      </w:rPr>
+      <w:t>13</w:t>
+    </w:r>
+  </w:p>
+</w:ftr>
+</file>
+
+<file path=word/footer9.xml><?xml version="1.0" encoding="utf-8"?>
+<w:ftr xmlns:wpc="http://schemas.microsoft.com/office/word/2010/wordprocessingCanvas" xmlns:mc="http://schemas.openxmlformats.org/markup-compatibility/2006" xmlns:o="urn:schemas-microsoft-com:office:office" xmlns:r="http://schemas.openxmlformats.org/officeDocument/2006/relationships" xmlns:m="http://schemas.openxmlformats.org/officeDocument/2006/math" xmlns:v="urn:schemas-microsoft-com:vml" xmlns:wp14="http://schemas.microsoft.com/office/word/2010/wordprocessingDrawing" xmlns:wp="http://schemas.openxmlformats.org/drawingml/2006/wordprocessingDrawing" xmlns:w10="urn:schemas-microsoft-com:office:word" xmlns:w="http://schemas.openxmlformats.org/wordprocessingml/2006/main" xmlns:w14="http://schemas.microsoft.com/office/word/2010/wordml" xmlns:w15="http://schemas.microsoft.com/office/word/2012/wordml" xmlns:wpg="http://schemas.microsoft.com/office/word/2010/wordprocessingGroup" xmlns:wpi="http://schemas.microsoft.com/office/word/2010/wordprocessingInk" xmlns:wne="http://schemas.microsoft.com/office/word/2006/wordml" xmlns:wps="http://schemas.microsoft.com/office/word/2010/wordprocessingShape" xmlns:wpsCustomData="http://www.wps.cn/officeDocument/2013/wpsCustomData" mc:Ignorable="w14 w15 wp14">
+  <w:p>
+    <w:pPr>
+      <w:spacing w:line="230" w:lineRule="auto"/>
+      <w:ind w:left="4445"/>
+      <w:rPr>
+        <w:rFonts w:ascii="宋体" w:hAnsi="宋体" w:eastAsia="宋体" w:cs="宋体"/>
+        <w:sz w:val="18"/>
+        <w:szCs w:val="18"/>
+      </w:rPr>
+    </w:pPr>
+    <w:r>
+      <w:rPr>
+        <w:rFonts w:ascii="宋体" w:hAnsi="宋体" w:eastAsia="宋体" w:cs="宋体"/>
+        <w:spacing w:val="-10"/>
+        <w:sz w:val="18"/>
+        <w:szCs w:val="18"/>
+      </w:rPr>
+      <w:t>14</w:t>
+    </w:r>
+  </w:p>
+</w:ftr>
+</file>
+
 <file path=word/footnotes.xml><?xml version="1.0" encoding="utf-8"?>
 <w:footnotes xmlns:wpc="http://schemas.microsoft.com/office/word/2010/wordprocessingCanvas" xmlns:mc="http://schemas.openxmlformats.org/markup-compatibility/2006" xmlns:o="urn:schemas-microsoft-com:office:office" xmlns:r="http://schemas.openxmlformats.org/officeDocument/2006/relationships" xmlns:m="http://schemas.openxmlformats.org/officeDocument/2006/math" xmlns:v="urn:schemas-microsoft-com:vml" xmlns:wp14="http://schemas.microsoft.com/office/word/2010/wordprocessingDrawing" xmlns:wp="http://schemas.openxmlformats.org/drawingml/2006/wordprocessingDrawing" xmlns:w="http://schemas.openxmlformats.org/wordprocessingml/2006/main" xmlns:w14="http://schemas.microsoft.com/office/word/2010/wordml" xmlns:w15="http://schemas.microsoft.com/office/word/2012/wordml" xmlns:w10="urn:schemas-microsoft-com:office:word" xmlns:wpg="http://schemas.microsoft.com/office/word/2010/wordprocessingGroup" xmlns:wpi="http://schemas.microsoft.com/office/word/2010/wordprocessingInk" xmlns:wne="http://schemas.microsoft.com/office/word/2006/wordml" xmlns:wps="http://schemas.microsoft.com/office/word/2010/wordprocessingShape" xmlns:wpsCustomData="http://www.wps.cn/officeDocument/2013/wpsCustomData" mc:Ignorable="w14 w15 wp14">
   <w:footnote w:type="separator" w:id="0">
@@ -46164,65 +45113,6 @@
 </file>
 
 <file path=word/header1.xml><?xml version="1.0" encoding="utf-8"?>
-<w:hdr xmlns:wpc="http://schemas.microsoft.com/office/word/2010/wordprocessingCanvas" xmlns:mc="http://schemas.openxmlformats.org/markup-compatibility/2006" xmlns:o="urn:schemas-microsoft-com:office:office" xmlns:r="http://schemas.openxmlformats.org/officeDocument/2006/relationships" xmlns:m="http://schemas.openxmlformats.org/officeDocument/2006/math" xmlns:v="urn:schemas-microsoft-com:vml" xmlns:wp14="http://schemas.microsoft.com/office/word/2010/wordprocessingDrawing" xmlns:wp="http://schemas.openxmlformats.org/drawingml/2006/wordprocessingDrawing" xmlns:w10="urn:schemas-microsoft-com:office:word" xmlns:w="http://schemas.openxmlformats.org/wordprocessingml/2006/main" xmlns:w14="http://schemas.microsoft.com/office/word/2010/wordml" xmlns:w15="http://schemas.microsoft.com/office/word/2012/wordml" xmlns:wpg="http://schemas.microsoft.com/office/word/2010/wordprocessingGroup" xmlns:wpi="http://schemas.microsoft.com/office/word/2010/wordprocessingInk" xmlns:wne="http://schemas.microsoft.com/office/word/2006/wordml" xmlns:wps="http://schemas.microsoft.com/office/word/2010/wordprocessingShape" xmlns:wpsCustomData="http://www.wps.cn/officeDocument/2013/wpsCustomData" mc:Ignorable="w14 w15 wp14">
-  <w:p>
-    <w:pPr>
-      <w:spacing w:line="414" w:lineRule="exact"/>
-      <w:ind w:firstLine="32"/>
-    </w:pPr>
-    <w:r>
-      <w:pict>
-        <v:shape id="_x0000_s2049" o:spid="_x0000_s2049" style="position:absolute;left:0pt;margin-left:77.3pt;margin-top:63pt;height:0.75pt;width:458.2pt;mso-position-horizontal-relative:page;mso-position-vertical-relative:page;z-index:251659264;mso-width-relative:page;mso-height-relative:page;" filled="f" stroked="t" coordsize="9164,15" o:allowincell="f" path="m0,7l9163,7e">
-          <v:fill on="f" focussize="0,0"/>
-          <v:stroke joinstyle="bevel"/>
-          <v:imagedata o:title=""/>
-          <o:lock v:ext="edit"/>
-        </v:shape>
-      </w:pict>
-    </w:r>
-    <w:r>
-      <w:rPr>
-        <w:position w:val="-8"/>
-      </w:rPr>
-      <w:drawing>
-        <wp:inline distT="0" distB="0" distL="0" distR="0">
-          <wp:extent cx="687070" cy="262890"/>
-          <wp:effectExtent l="0" t="0" r="0" b="0"/>
-          <wp:docPr id="38" name="IM 38"/>
-          <wp:cNvGraphicFramePr/>
-          <a:graphic xmlns:a="http://schemas.openxmlformats.org/drawingml/2006/main">
-            <a:graphicData uri="http://schemas.openxmlformats.org/drawingml/2006/picture">
-              <pic:pic xmlns:pic="http://schemas.openxmlformats.org/drawingml/2006/picture">
-                <pic:nvPicPr>
-                  <pic:cNvPr id="38" name="IM 38"/>
-                  <pic:cNvPicPr/>
-                </pic:nvPicPr>
-                <pic:blipFill>
-                  <a:blip r:embed="rId1"/>
-                  <a:stretch>
-                    <a:fillRect/>
-                  </a:stretch>
-                </pic:blipFill>
-                <pic:spPr>
-                  <a:xfrm>
-                    <a:off x="0" y="0"/>
-                    <a:ext cx="687324" cy="262951"/>
-                  </a:xfrm>
-                  <a:prstGeom prst="rect">
-                    <a:avLst/>
-                  </a:prstGeom>
-                </pic:spPr>
-              </pic:pic>
-            </a:graphicData>
-          </a:graphic>
-        </wp:inline>
-      </w:drawing>
-    </w:r>
-  </w:p>
-</w:hdr>
-</file>
-
-<file path=word/header2.xml><?xml version="1.0" encoding="utf-8"?>
 <w:hdr xmlns:wpc="http://schemas.microsoft.com/office/word/2010/wordprocessingCanvas" xmlns:mc="http://schemas.openxmlformats.org/markup-compatibility/2006" xmlns:o="urn:schemas-microsoft-com:office:office" xmlns:r="http://schemas.openxmlformats.org/officeDocument/2006/relationships" xmlns:m="http://schemas.openxmlformats.org/officeDocument/2006/math" xmlns:v="urn:schemas-microsoft-com:vml" xmlns:wp14="http://schemas.microsoft.com/office/word/2010/wordprocessingDrawing" xmlns:wp="http://schemas.openxmlformats.org/drawingml/2006/wordprocessingDrawing" xmlns:w10="urn:schemas-microsoft-com:office:word" xmlns:w="http://schemas.openxmlformats.org/wordprocessingml/2006/main" xmlns:w14="http://schemas.microsoft.com/office/word/2010/wordml" xmlns:w15="http://schemas.microsoft.com/office/word/2012/wordml" xmlns:wpg="http://schemas.microsoft.com/office/word/2010/wordprocessingGroup" xmlns:wpi="http://schemas.microsoft.com/office/word/2010/wordprocessingInk" xmlns:wne="http://schemas.microsoft.com/office/word/2006/wordml" xmlns:wps="http://schemas.microsoft.com/office/word/2010/wordprocessingShape" xmlns:wpsCustomData="http://www.wps.cn/officeDocument/2013/wpsCustomData" mc:Ignorable="w14 w15 wp14">
   <w:p>
     <w:pPr>
@@ -46898,17 +45788,8 @@
     <customSectPr/>
     <customSectPr/>
     <customSectPr/>
-    <customSectPr/>
-    <customSectPr/>
-    <customSectPr/>
-    <customSectPr/>
-    <customSectPr/>
-    <customSectPr/>
-    <customSectPr/>
-    <customSectPr/>
   </customSectProps>
   <customShpExts>
-    <customShpInfo spid="_x0000_s2049"/>
     <customShpInfo spid="_x0000_s1025"/>
     <customShpInfo spid="_x0000_s1026"/>
     <customShpInfo spid="_x0000_s1027"/>
